--- a/docs/database/Database_Overview.docx
+++ b/docs/database/Database_Overview.docx
@@ -2,12 +2,263 @@
 <file path=word/document.xml><?xml version="1.0" encoding="utf-8"?>
 <w:document xmlns:wpc="http://schemas.microsoft.com/office/word/2010/wordprocessingCanvas" xmlns:mo="http://schemas.microsoft.com/office/mac/office/2008/main" xmlns:mc="http://schemas.openxmlformats.org/markup-compatibility/2006" xmlns:mv="urn:schemas-microsoft-com:mac:vml" xmlns:o="urn:schemas-microsoft-com:office:office" xmlns:r="http://schemas.openxmlformats.org/officeDocument/2006/relationships" xmlns:m="http://schemas.openxmlformats.org/officeDocument/2006/math" xmlns:v="urn:schemas-microsoft-com:vml" xmlns:wp14="http://schemas.microsoft.com/office/word/2010/wordprocessingDrawing" xmlns:wp="http://schemas.openxmlformats.org/drawingml/2006/wordprocessingDrawing" xmlns:w10="urn:schemas-microsoft-com:office:word" xmlns:w="http://schemas.openxmlformats.org/wordprocessingml/2006/main" xmlns:w14="http://schemas.microsoft.com/office/word/2010/wordml" xmlns:wpg="http://schemas.microsoft.com/office/word/2010/wordprocessingGroup" xmlns:wpi="http://schemas.microsoft.com/office/word/2010/wordprocessingInk" xmlns:wne="http://schemas.microsoft.com/office/word/2006/wordml" xmlns:wps="http://schemas.microsoft.com/office/word/2010/wordprocessingShape" mc:Ignorable="w14 wp14">
   <w:body>
+    <w:p/>
+    <w:p/>
+    <w:p/>
+    <w:p/>
+    <w:p/>
+    <w:p/>
+    <w:p>
+      <w:pPr>
+        <w:jc w:val="center"/>
+      </w:pPr>
+      <w:r>
+        <w:rPr>
+          <w:b/>
+          <w:color w:val="1A1A2E"/>
+          <w:sz w:val="72"/>
+        </w:rPr>
+        <w:t>HomelistingDB</w:t>
+      </w:r>
+    </w:p>
+    <w:p>
+      <w:pPr>
+        <w:jc w:val="center"/>
+      </w:pPr>
+      <w:r>
+        <w:rPr>
+          <w:color w:val="2D5AA0"/>
+          <w:sz w:val="44"/>
+        </w:rPr>
+        <w:t>Architecture &amp; Schema Documentation</w:t>
+      </w:r>
+    </w:p>
+    <w:p>
+      <w:pPr>
+        <w:jc w:val="center"/>
+      </w:pPr>
+      <w:r>
+        <w:rPr>
+          <w:color w:val="CCCCCC"/>
+          <w:sz w:val="20"/>
+        </w:rPr>
+        <w:t>____________________________________________________________</w:t>
+      </w:r>
+    </w:p>
+    <w:p/>
+    <w:p>
+      <w:pPr>
+        <w:jc w:val="center"/>
+      </w:pPr>
+      <w:r>
+        <w:rPr>
+          <w:color w:val="444466"/>
+          <w:sz w:val="28"/>
+        </w:rPr>
+        <w:t>High-Level Technical Overview</w:t>
+        <w:br/>
+        <w:t>for Stakeholders &amp; Developers</w:t>
+      </w:r>
+    </w:p>
+    <w:p/>
+    <w:p/>
+    <w:tbl>
+      <w:tblPr>
+        <w:tblW w:type="auto" w:w="0"/>
+        <w:jc w:val="center"/>
+        <w:tblLook w:firstColumn="1" w:firstRow="1" w:lastColumn="0" w:lastRow="0" w:noHBand="0" w:noVBand="1" w:val="04A0"/>
+      </w:tblPr>
+      <w:tblGrid>
+        <w:gridCol w:w="4536"/>
+        <w:gridCol w:w="4536"/>
+      </w:tblGrid>
+      <w:tr>
+        <w:tc>
+          <w:tcPr>
+            <w:tcW w:type="dxa" w:w="4536"/>
+          </w:tcPr>
+          <w:p>
+            <w:pPr>
+              <w:jc w:val="center"/>
+            </w:pPr>
+            <w:r>
+              <w:rPr>
+                <w:b/>
+                <w:color w:val="555555"/>
+                <w:sz w:val="20"/>
+              </w:rPr>
+              <w:t>Author</w:t>
+            </w:r>
+          </w:p>
+        </w:tc>
+        <w:tc>
+          <w:tcPr>
+            <w:tcW w:type="dxa" w:w="4536"/>
+          </w:tcPr>
+          <w:p>
+            <w:pPr>
+              <w:jc w:val="center"/>
+            </w:pPr>
+            <w:r>
+              <w:rPr>
+                <w:color w:val="555555"/>
+                <w:sz w:val="20"/>
+              </w:rPr>
+              <w:t>IDX Team</w:t>
+            </w:r>
+          </w:p>
+        </w:tc>
+      </w:tr>
+      <w:tr>
+        <w:tc>
+          <w:tcPr>
+            <w:tcW w:type="dxa" w:w="4536"/>
+          </w:tcPr>
+          <w:p>
+            <w:pPr>
+              <w:jc w:val="center"/>
+            </w:pPr>
+            <w:r>
+              <w:rPr>
+                <w:b/>
+                <w:color w:val="555555"/>
+                <w:sz w:val="20"/>
+              </w:rPr>
+              <w:t>Version</w:t>
+            </w:r>
+          </w:p>
+        </w:tc>
+        <w:tc>
+          <w:tcPr>
+            <w:tcW w:type="dxa" w:w="4536"/>
+          </w:tcPr>
+          <w:p>
+            <w:pPr>
+              <w:jc w:val="center"/>
+            </w:pPr>
+            <w:r>
+              <w:rPr>
+                <w:color w:val="555555"/>
+                <w:sz w:val="20"/>
+              </w:rPr>
+              <w:t>1.0</w:t>
+            </w:r>
+          </w:p>
+        </w:tc>
+      </w:tr>
+      <w:tr>
+        <w:tc>
+          <w:tcPr>
+            <w:tcW w:type="dxa" w:w="4536"/>
+          </w:tcPr>
+          <w:p>
+            <w:pPr>
+              <w:jc w:val="center"/>
+            </w:pPr>
+            <w:r>
+              <w:rPr>
+                <w:b/>
+                <w:color w:val="555555"/>
+                <w:sz w:val="20"/>
+              </w:rPr>
+              <w:t>Date</w:t>
+            </w:r>
+          </w:p>
+        </w:tc>
+        <w:tc>
+          <w:tcPr>
+            <w:tcW w:type="dxa" w:w="4536"/>
+          </w:tcPr>
+          <w:p>
+            <w:pPr>
+              <w:jc w:val="center"/>
+            </w:pPr>
+            <w:r>
+              <w:rPr>
+                <w:color w:val="555555"/>
+                <w:sz w:val="20"/>
+              </w:rPr>
+              <w:t>September 2026</w:t>
+            </w:r>
+          </w:p>
+        </w:tc>
+      </w:tr>
+      <w:tr>
+        <w:tc>
+          <w:tcPr>
+            <w:tcW w:type="dxa" w:w="4536"/>
+          </w:tcPr>
+          <w:p>
+            <w:pPr>
+              <w:jc w:val="center"/>
+            </w:pPr>
+            <w:r>
+              <w:rPr>
+                <w:b/>
+                <w:color w:val="555555"/>
+                <w:sz w:val="20"/>
+              </w:rPr>
+              <w:t>Classification</w:t>
+            </w:r>
+          </w:p>
+        </w:tc>
+        <w:tc>
+          <w:tcPr>
+            <w:tcW w:type="dxa" w:w="4536"/>
+          </w:tcPr>
+          <w:p>
+            <w:pPr>
+              <w:jc w:val="center"/>
+            </w:pPr>
+            <w:r>
+              <w:rPr>
+                <w:color w:val="555555"/>
+                <w:sz w:val="20"/>
+              </w:rPr>
+              <w:t>Internal — Technical Reference</w:t>
+            </w:r>
+          </w:p>
+        </w:tc>
+      </w:tr>
+    </w:tbl>
+    <w:p>
+      <w:r>
+        <w:br w:type="page"/>
+      </w:r>
+    </w:p>
     <w:p>
       <w:pPr>
         <w:pStyle w:val="Heading1"/>
       </w:pPr>
       <w:r>
-        <w:t>PostgreSQL Database Overview</w:t>
+        <w:t>Table of Contents</w:t>
+      </w:r>
+    </w:p>
+    <w:p>
+      <w:r>
+        <w:fldChar w:fldCharType="begin"/>
+      </w:r>
+      <w:r>
+        <w:instrText xml:space="preserve"> TOC \o "1-3" \h \z \u </w:instrText>
+      </w:r>
+      <w:r>
+        <w:fldChar w:fldCharType="separate"/>
+      </w:r>
+      <w:r>
+        <w:rPr>
+          <w:i/>
+          <w:color w:val="999999"/>
+          <w:sz w:val="20"/>
+        </w:rPr>
+        <w:t>[Right-click and select "Update Field" to generate Table of Contents]</w:t>
+      </w:r>
+      <w:r>
+        <w:fldChar w:fldCharType="end"/>
+      </w:r>
+    </w:p>
+    <w:p>
+      <w:r>
+        <w:br w:type="page"/>
       </w:r>
     </w:p>
     <w:p>
@@ -20,10 +271,38 @@
     </w:p>
     <w:p>
       <w:pPr>
-        <w:pStyle w:val="ListBullet"/>
+        <w:pStyle w:val="Heading2"/>
       </w:pPr>
       <w:r>
-        <w:t>[Executive Summary](#executive-summary)</w:t>
+        <w:t>1. Executive Summary &amp; System Purpose</w:t>
+      </w:r>
+    </w:p>
+    <w:p>
+      <w:r>
+        <w:t xml:space="preserve">This PostgreSQL database — referred to throughout this document as </w:t>
+      </w:r>
+      <w:r>
+        <w:rPr>
+          <w:b/>
+        </w:rPr>
+        <w:t>HomelistingDB</w:t>
+      </w:r>
+      <w:r>
+        <w:t xml:space="preserve"> — is the central data store for a real-estate listing and IDX (Internet Data Exchange) platform. It ingests, normalizes, stores, and serves MLS (Multiple Listing Service) listing data from dozens of independent data sources (e.g. ListHub, RMLS, CVRMLS, and other regional MLS boards) into a unified data model. The platform serves multiple downstream functions: consumer-facing property search, agent and office association, bonded listing alerts, compliance display rule enforcement, geocoding enrichment, and analytics-ready data for reporting and ad targeting.</w:t>
+      </w:r>
+    </w:p>
+    <w:p>
+      <w:r>
+        <w:t xml:space="preserve">The database spans </w:t>
+      </w:r>
+      <w:r>
+        <w:rPr>
+          <w:b/>
+        </w:rPr>
+        <w:t>two schemas</w:t>
+      </w:r>
+      <w:r>
+        <w:t>:</w:t>
       </w:r>
     </w:p>
     <w:p>
@@ -31,7 +310,13 @@
         <w:pStyle w:val="ListBullet"/>
       </w:pPr>
       <w:r>
-        <w:t>[Schema Overview](#schema-overview)</w:t>
+        <w:rPr>
+          <w:b/>
+        </w:rPr>
+        <w:t>`public`</w:t>
+      </w:r>
+      <w:r>
+        <w:t xml:space="preserve"> — 161 tables and views, ~14,250 columns, 112 sequences, and over 630 indexes. This schema holds the entire application data model: listings, addresses, attributes, participants, offices, ETL pipeline state, compliance registries, geographic lookups, and various legacy/temporary/benchmarking tables.</w:t>
       </w:r>
     </w:p>
     <w:p>
@@ -39,136 +324,27 @@
         <w:pStyle w:val="ListBullet"/>
       </w:pPr>
       <w:r>
-        <w:t>[public Schema](#public-schema)</w:t>
-      </w:r>
-    </w:p>
-    <w:p>
-      <w:pPr>
-        <w:pStyle w:val="ListBullet"/>
-      </w:pPr>
-      <w:r>
-        <w:t>[idx_config Schema](#idx_config-schema)</w:t>
-      </w:r>
-    </w:p>
-    <w:p>
-      <w:pPr>
-        <w:pStyle w:val="ListBullet"/>
-      </w:pPr>
-      <w:r>
-        <w:t>[Key Tables](#key-tables)</w:t>
-      </w:r>
-    </w:p>
-    <w:p>
-      <w:pPr>
-        <w:pStyle w:val="ListBullet"/>
-      </w:pPr>
-      <w:r>
-        <w:t>[Data Sources](#data-sources)</w:t>
-      </w:r>
-    </w:p>
-    <w:p>
-      <w:pPr>
-        <w:pStyle w:val="ListBullet"/>
-      </w:pPr>
-      <w:r>
-        <w:t>[Listings Core](#listings-core)</w:t>
-      </w:r>
-    </w:p>
-    <w:p>
-      <w:pPr>
-        <w:pStyle w:val="ListBullet"/>
-      </w:pPr>
-      <w:r>
-        <w:t>[Listing Attributes &amp; Descriptions](#listing-attributes--descriptions)</w:t>
-      </w:r>
-    </w:p>
-    <w:p>
-      <w:pPr>
-        <w:pStyle w:val="ListBullet"/>
-      </w:pPr>
-      <w:r>
-        <w:t>[Property Classification](#property-classification)</w:t>
-      </w:r>
-    </w:p>
-    <w:p>
-      <w:pPr>
-        <w:pStyle w:val="ListBullet"/>
-      </w:pPr>
-      <w:r>
-        <w:t>[Geographic &amp; School Data](#geographic--school-data)</w:t>
-      </w:r>
-    </w:p>
-    <w:p>
-      <w:pPr>
-        <w:pStyle w:val="ListBullet"/>
-      </w:pPr>
-      <w:r>
-        <w:t>[Brokers, Offices &amp; Participants](#brokers-offices--participants)</w:t>
-      </w:r>
-    </w:p>
-    <w:p>
-      <w:pPr>
-        <w:pStyle w:val="ListBullet"/>
-      </w:pPr>
-      <w:r>
-        <w:t>[Listing Relationships](#listing-relationships)</w:t>
-      </w:r>
-    </w:p>
-    <w:p>
-      <w:pPr>
-        <w:pStyle w:val="ListBullet"/>
-      </w:pPr>
-      <w:r>
-        <w:t>[Data Architecture Highlights](#data-architecture-highlights)</w:t>
-      </w:r>
-    </w:p>
-    <w:p>
-      <w:pPr>
-        <w:pStyle w:val="ListBullet"/>
-      </w:pPr>
-      <w:r>
-        <w:t>[Relationship Model](#relationship-model)</w:t>
-      </w:r>
-    </w:p>
-    <w:p>
-      <w:pPr>
-        <w:spacing w:before="120"/>
-      </w:pPr>
-    </w:p>
-    <w:p>
-      <w:pPr>
-        <w:pStyle w:val="Heading2"/>
-      </w:pPr>
-      <w:r>
-        <w:t>Executive Summary</w:t>
-      </w:r>
-    </w:p>
-    <w:p>
-      <w:r>
-        <w:t xml:space="preserve">This PostgreSQL database powers a </w:t>
-      </w:r>
-      <w:r>
         <w:rPr>
           <w:b/>
         </w:rPr>
-        <w:t>real-estate listing and IDX (Internet Data Exchange) platform</w:t>
-      </w:r>
-      <w:r>
-        <w:t>. Its primary function is to ingest, normalize, store, and serve MLS (Multiple Listing Service) listing data from multiple data sources (e.g. ListHub, RMLS, CVRMLS) into a unified data model that supports property search, agent/office association, compliance display rules, and downstream consumer-facing products.</w:t>
+        <w:t>`idx_config`</w:t>
+      </w:r>
+      <w:r>
+        <w:t xml:space="preserve"> — 4 small configuration tables used exclusively during data ingestion to validate MLS numbers and map source-specific property type and school type codes to canonical internal values.</w:t>
       </w:r>
     </w:p>
     <w:p>
       <w:r>
-        <w:t xml:space="preserve">The database spans </w:t>
+        <w:t xml:space="preserve">Across both schemas, only </w:t>
       </w:r>
       <w:r>
         <w:rPr>
           <w:b/>
         </w:rPr>
-        <w:t>two schemas</w:t>
-      </w:r>
-      <w:r>
-        <w:t xml:space="preserve"> — </w:t>
+        <w:t>4 database-level foreign-key constraints</w:t>
+      </w:r>
+      <w:r>
+        <w:t xml:space="preserve"> exist — 2 within </w:t>
       </w:r>
       <w:r>
         <w:rPr>
@@ -179,7 +355,7 @@
         <w:t>public</w:t>
       </w:r>
       <w:r>
-        <w:t xml:space="preserve"> (161 tables/views) and </w:t>
+        <w:t xml:space="preserve"> and 2 cross-schema from </w:t>
       </w:r>
       <w:r>
         <w:rPr>
@@ -190,7 +366,7 @@
         <w:t>idx_config</w:t>
       </w:r>
       <w:r>
-        <w:t xml:space="preserve"> (4 tables) — containing approximately 14,250 columns, 4 foreign-key constraints, and 124 sequences. The </w:t>
+        <w:t xml:space="preserve"> to </w:t>
       </w:r>
       <w:r>
         <w:rPr>
@@ -201,7 +377,1051 @@
         <w:t>public</w:t>
       </w:r>
       <w:r>
-        <w:t xml:space="preserve"> schema holds the full application data model, while </w:t>
+        <w:t>. The vast majority of relational structure is maintained by application code and naming convention. This architectural decision, discussed in detail in Section 7, has significant implications for data integrity, ETL design, and maintenance operations.</w:t>
+      </w:r>
+    </w:p>
+    <w:p>
+      <w:pPr>
+        <w:pStyle w:val="Heading2"/>
+      </w:pPr>
+      <w:r>
+        <w:t>2. Architectural Overview</w:t>
+      </w:r>
+    </w:p>
+    <w:p>
+      <w:pPr>
+        <w:pStyle w:val="Heading3"/>
+      </w:pPr>
+      <w:r>
+        <w:t>Multi-MLS Ingestion Pipeline</w:t>
+      </w:r>
+    </w:p>
+    <w:p>
+      <w:r>
+        <w:t xml:space="preserve">The platform receives listing data from multiple independent MLS boards, each with its own data format, field set, and update cadence. The </w:t>
+      </w:r>
+      <w:r>
+        <w:rPr>
+          <w:rFonts w:ascii="Consolas" w:hAnsi="Consolas"/>
+          <w:color w:val="6A0DAD"/>
+          <w:sz w:val="18"/>
+        </w:rPr>
+        <w:t>source</w:t>
+      </w:r>
+      <w:r>
+        <w:t xml:space="preserve"> table (51 columns) serves as the master configuration record for each data source, controlling ingestion behavior, geocoding settings, photo-prefetch rules, and compliance display parameters. During ingestion, the ETL pipeline validates MLS numbers against per-source regular expressions (</w:t>
+      </w:r>
+      <w:r>
+        <w:rPr>
+          <w:rFonts w:ascii="Consolas" w:hAnsi="Consolas"/>
+          <w:color w:val="6A0DAD"/>
+          <w:sz w:val="18"/>
+        </w:rPr>
+        <w:t>idx_config.listing_mls_number_regex</w:t>
+      </w:r>
+      <w:r>
+        <w:t>), maps source-native property type codes to canonical classifications (</w:t>
+      </w:r>
+      <w:r>
+        <w:rPr>
+          <w:rFonts w:ascii="Consolas" w:hAnsi="Consolas"/>
+          <w:color w:val="6A0DAD"/>
+          <w:sz w:val="18"/>
+        </w:rPr>
+        <w:t>idx_config.listing_property_type</w:t>
+      </w:r>
+      <w:r>
+        <w:t>), and normalizes school type codes (</w:t>
+      </w:r>
+      <w:r>
+        <w:rPr>
+          <w:rFonts w:ascii="Consolas" w:hAnsi="Consolas"/>
+          <w:color w:val="6A0DAD"/>
+          <w:sz w:val="18"/>
+        </w:rPr>
+        <w:t>idx_config.listing_school_type</w:t>
+      </w:r>
+      <w:r>
+        <w:t xml:space="preserve">). Batch tracking, event logs, and error states are recorded in 11 </w:t>
+      </w:r>
+      <w:r>
+        <w:rPr>
+          <w:rFonts w:ascii="Consolas" w:hAnsi="Consolas"/>
+          <w:color w:val="6A0DAD"/>
+          <w:sz w:val="18"/>
+        </w:rPr>
+        <w:t>etl_*</w:t>
+      </w:r>
+      <w:r>
+        <w:t xml:space="preserve"> tables providing full pipeline observability.</w:t>
+      </w:r>
+    </w:p>
+    <w:p>
+      <w:pPr>
+        <w:pStyle w:val="Heading3"/>
+      </w:pPr>
+      <w:r>
+        <w:t>Compliance &amp; Display Rules</w:t>
+      </w:r>
+    </w:p>
+    <w:p>
+      <w:r>
+        <w:t xml:space="preserve">Real-estate data is subject to strict compliance requirements governing how listing information may be displayed to consumers. The </w:t>
+      </w:r>
+      <w:r>
+        <w:rPr>
+          <w:rFonts w:ascii="Consolas" w:hAnsi="Consolas"/>
+          <w:color w:val="6A0DAD"/>
+          <w:sz w:val="18"/>
+        </w:rPr>
+        <w:t>idx_display_rule</w:t>
+      </w:r>
+      <w:r>
+        <w:t xml:space="preserve"> table stores per-source IDX compliance rules that the application layer consults before rendering listing data. The </w:t>
+      </w:r>
+      <w:r>
+        <w:rPr>
+          <w:rFonts w:ascii="Consolas" w:hAnsi="Consolas"/>
+          <w:color w:val="6A0DAD"/>
+          <w:sz w:val="18"/>
+        </w:rPr>
+        <w:t>dnc_registry</w:t>
+      </w:r>
+      <w:r>
+        <w:t xml:space="preserve"> table maintains a Do-Not-Call phone number registry with per-jurisdiction boolean flags (federal and state-level), and an associated view (</w:t>
+      </w:r>
+      <w:r>
+        <w:rPr>
+          <w:rFonts w:ascii="Consolas" w:hAnsi="Consolas"/>
+          <w:color w:val="6A0DAD"/>
+          <w:sz w:val="18"/>
+        </w:rPr>
+        <w:t>dnc_registry_view</w:t>
+      </w:r>
+      <w:r>
+        <w:t xml:space="preserve">) exposes a computed </w:t>
+      </w:r>
+      <w:r>
+        <w:rPr>
+          <w:rFonts w:ascii="Consolas" w:hAnsi="Consolas"/>
+          <w:color w:val="6A0DAD"/>
+          <w:sz w:val="18"/>
+        </w:rPr>
+        <w:t>is_dnc</w:t>
+      </w:r>
+      <w:r>
+        <w:t xml:space="preserve"> flag consulted before placing outbound calls or texts. These compliance mechanisms ensure the platform adheres to MLS board rules, fair display guidelines, and telecommunications regulations.</w:t>
+      </w:r>
+    </w:p>
+    <w:p>
+      <w:pPr>
+        <w:pStyle w:val="Heading3"/>
+      </w:pPr>
+      <w:r>
+        <w:t>Geocoding &amp; Spatial Pipeline</w:t>
+      </w:r>
+    </w:p>
+    <w:p>
+      <w:r>
+        <w:t xml:space="preserve">Each listing's address flows through a geocoding enrichment pipeline. The </w:t>
+      </w:r>
+      <w:r>
+        <w:rPr>
+          <w:rFonts w:ascii="Consolas" w:hAnsi="Consolas"/>
+          <w:color w:val="6A0DAD"/>
+          <w:sz w:val="18"/>
+        </w:rPr>
+        <w:t>geocoding_lookup</w:t>
+      </w:r>
+      <w:r>
+        <w:t xml:space="preserve"> table caches provider responses (keyed by address string and provider) to avoid redundant API calls. The </w:t>
+      </w:r>
+      <w:r>
+        <w:rPr>
+          <w:rFonts w:ascii="Consolas" w:hAnsi="Consolas"/>
+          <w:color w:val="6A0DAD"/>
+          <w:sz w:val="18"/>
+        </w:rPr>
+        <w:t>listing_address</w:t>
+      </w:r>
+      <w:r>
+        <w:t xml:space="preserve"> table holds structured address components, while </w:t>
+      </w:r>
+      <w:r>
+        <w:rPr>
+          <w:rFonts w:ascii="Consolas" w:hAnsi="Consolas"/>
+          <w:color w:val="6A0DAD"/>
+          <w:sz w:val="18"/>
+        </w:rPr>
+        <w:t>listing_address_standard</w:t>
+      </w:r>
+      <w:r>
+        <w:t xml:space="preserve"> extends this with USPS-normalized fields, FIPS codes, and geocoding metadata (76 columns). Geographic area hierarchies are managed through </w:t>
+      </w:r>
+      <w:r>
+        <w:rPr>
+          <w:rFonts w:ascii="Consolas" w:hAnsi="Consolas"/>
+          <w:color w:val="6A0DAD"/>
+          <w:sz w:val="18"/>
+        </w:rPr>
+        <w:t>area</w:t>
+      </w:r>
+      <w:r>
+        <w:t xml:space="preserve">, </w:t>
+      </w:r>
+      <w:r>
+        <w:rPr>
+          <w:rFonts w:ascii="Consolas" w:hAnsi="Consolas"/>
+          <w:color w:val="6A0DAD"/>
+          <w:sz w:val="18"/>
+        </w:rPr>
+        <w:t>source_area</w:t>
+      </w:r>
+      <w:r>
+        <w:t xml:space="preserve">, and </w:t>
+      </w:r>
+      <w:r>
+        <w:rPr>
+          <w:rFonts w:ascii="Consolas" w:hAnsi="Consolas"/>
+          <w:color w:val="6A0DAD"/>
+          <w:sz w:val="18"/>
+        </w:rPr>
+        <w:t>source_area_autocomplete_config</w:t>
+      </w:r>
+      <w:r>
+        <w:t xml:space="preserve"> tables powering area-based search and autocomplete.</w:t>
+      </w:r>
+    </w:p>
+    <w:p>
+      <w:pPr>
+        <w:pStyle w:val="Heading3"/>
+      </w:pPr>
+      <w:r>
+        <w:t>Active Search vs. Historical Archive</w:t>
+      </w:r>
+    </w:p>
+    <w:p>
+      <w:r>
+        <w:t xml:space="preserve">The database architecture distinguishes between active inventory queries and historical archive access through its partitioning strategy. The core </w:t>
+      </w:r>
+      <w:r>
+        <w:rPr>
+          <w:rFonts w:ascii="Consolas" w:hAnsi="Consolas"/>
+          <w:color w:val="6A0DAD"/>
+          <w:sz w:val="18"/>
+        </w:rPr>
+        <w:t>listing</w:t>
+      </w:r>
+      <w:r>
+        <w:t xml:space="preserve"> table is range-partitioned by </w:t>
+      </w:r>
+      <w:r>
+        <w:rPr>
+          <w:rFonts w:ascii="Consolas" w:hAnsi="Consolas"/>
+          <w:color w:val="6A0DAD"/>
+          <w:sz w:val="18"/>
+        </w:rPr>
+        <w:t>source_status</w:t>
+      </w:r>
+      <w:r>
+        <w:t xml:space="preserve"> into </w:t>
+      </w:r>
+      <w:r>
+        <w:rPr>
+          <w:rFonts w:ascii="Consolas" w:hAnsi="Consolas"/>
+          <w:color w:val="6A0DAD"/>
+          <w:sz w:val="18"/>
+        </w:rPr>
+        <w:t>listing_p_active</w:t>
+      </w:r>
+      <w:r>
+        <w:t xml:space="preserve"> (on-market), </w:t>
+      </w:r>
+      <w:r>
+        <w:rPr>
+          <w:rFonts w:ascii="Consolas" w:hAnsi="Consolas"/>
+          <w:color w:val="6A0DAD"/>
+          <w:sz w:val="18"/>
+        </w:rPr>
+        <w:t>listing_p_inactive</w:t>
+      </w:r>
+      <w:r>
+        <w:t xml:space="preserve"> (withdrawn/expired), and </w:t>
+      </w:r>
+      <w:r>
+        <w:rPr>
+          <w:rFonts w:ascii="Consolas" w:hAnsi="Consolas"/>
+          <w:color w:val="6A0DAD"/>
+          <w:sz w:val="18"/>
+        </w:rPr>
+        <w:t>listing_p_sold</w:t>
+      </w:r>
+      <w:r>
+        <w:t xml:space="preserve"> (closed). Consumer-facing search queries target only the </w:t>
+      </w:r>
+      <w:r>
+        <w:rPr>
+          <w:rFonts w:ascii="Consolas" w:hAnsi="Consolas"/>
+          <w:color w:val="6A0DAD"/>
+          <w:sz w:val="18"/>
+        </w:rPr>
+        <w:t>_p_active</w:t>
+      </w:r>
+      <w:r>
+        <w:t xml:space="preserve"> partition, which is optimized with appropriate indexes for fast retrieval. Historical queries — for sold-price comparisons, market analytics, or compliance audit trails — access </w:t>
+      </w:r>
+      <w:r>
+        <w:rPr>
+          <w:rFonts w:ascii="Consolas" w:hAnsi="Consolas"/>
+          <w:color w:val="6A0DAD"/>
+          <w:sz w:val="18"/>
+        </w:rPr>
+        <w:t>_p_sold</w:t>
+      </w:r>
+      <w:r>
+        <w:t xml:space="preserve"> or </w:t>
+      </w:r>
+      <w:r>
+        <w:rPr>
+          <w:rFonts w:ascii="Consolas" w:hAnsi="Consolas"/>
+          <w:color w:val="6A0DAD"/>
+          <w:sz w:val="18"/>
+        </w:rPr>
+        <w:t>_p_inactive</w:t>
+      </w:r>
+      <w:r>
+        <w:t xml:space="preserve"> partitions, which carry their own index sets tuned for different access patterns. This separation ensures that the write-heavy ingestion workload and the read-heavy search workload do not contend on the same physical data pages.</w:t>
+      </w:r>
+    </w:p>
+    <w:p>
+      <w:pPr>
+        <w:pStyle w:val="Heading2"/>
+      </w:pPr>
+      <w:r>
+        <w:t>3. Schema Analysis: `public`</w:t>
+      </w:r>
+    </w:p>
+    <w:p>
+      <w:pPr>
+        <w:pStyle w:val="Heading3"/>
+      </w:pPr>
+      <w:r>
+        <w:t>Core Listings Domain</w:t>
+      </w:r>
+    </w:p>
+    <w:p>
+      <w:r>
+        <w:t xml:space="preserve">The heart of the schema is the </w:t>
+      </w:r>
+      <w:r>
+        <w:rPr>
+          <w:rFonts w:ascii="Consolas" w:hAnsi="Consolas"/>
+          <w:color w:val="6A0DAD"/>
+          <w:sz w:val="18"/>
+        </w:rPr>
+        <w:t>listing</w:t>
+      </w:r>
+      <w:r>
+        <w:t xml:space="preserve"> table (71 columns), which stores one row per MLS listing per data source. Each listing carries identifiers (</w:t>
+      </w:r>
+      <w:r>
+        <w:rPr>
+          <w:rFonts w:ascii="Consolas" w:hAnsi="Consolas"/>
+          <w:color w:val="6A0DAD"/>
+          <w:sz w:val="18"/>
+        </w:rPr>
+        <w:t>mls_number</w:t>
+      </w:r>
+      <w:r>
+        <w:t xml:space="preserve">, </w:t>
+      </w:r>
+      <w:r>
+        <w:rPr>
+          <w:rFonts w:ascii="Consolas" w:hAnsi="Consolas"/>
+          <w:color w:val="6A0DAD"/>
+          <w:sz w:val="18"/>
+        </w:rPr>
+        <w:t>source_id</w:t>
+      </w:r>
+      <w:r>
+        <w:t>), status references (</w:t>
+      </w:r>
+      <w:r>
+        <w:rPr>
+          <w:rFonts w:ascii="Consolas" w:hAnsi="Consolas"/>
+          <w:color w:val="6A0DAD"/>
+          <w:sz w:val="18"/>
+        </w:rPr>
+        <w:t>listing_status_id</w:t>
+      </w:r>
+      <w:r>
+        <w:t xml:space="preserve">, </w:t>
+      </w:r>
+      <w:r>
+        <w:rPr>
+          <w:rFonts w:ascii="Consolas" w:hAnsi="Consolas"/>
+          <w:color w:val="6A0DAD"/>
+          <w:sz w:val="18"/>
+        </w:rPr>
+        <w:t>listing_category_id</w:t>
+      </w:r>
+      <w:r>
+        <w:t>), property classification (</w:t>
+      </w:r>
+      <w:r>
+        <w:rPr>
+          <w:rFonts w:ascii="Consolas" w:hAnsi="Consolas"/>
+          <w:color w:val="6A0DAD"/>
+          <w:sz w:val="18"/>
+        </w:rPr>
+        <w:t>property_type_id</w:t>
+      </w:r>
+      <w:r>
+        <w:t xml:space="preserve">, </w:t>
+      </w:r>
+      <w:r>
+        <w:rPr>
+          <w:rFonts w:ascii="Consolas" w:hAnsi="Consolas"/>
+          <w:color w:val="6A0DAD"/>
+          <w:sz w:val="18"/>
+        </w:rPr>
+        <w:t>property_sub_type_id</w:t>
+      </w:r>
+      <w:r>
+        <w:t>), pricing, dates, and metadata. Satellite tables extend the listing with address data (</w:t>
+      </w:r>
+      <w:r>
+        <w:rPr>
+          <w:rFonts w:ascii="Consolas" w:hAnsi="Consolas"/>
+          <w:color w:val="6A0DAD"/>
+          <w:sz w:val="18"/>
+        </w:rPr>
+        <w:t>listing_address</w:t>
+      </w:r>
+      <w:r>
+        <w:t xml:space="preserve">, </w:t>
+      </w:r>
+      <w:r>
+        <w:rPr>
+          <w:rFonts w:ascii="Consolas" w:hAnsi="Consolas"/>
+          <w:color w:val="6A0DAD"/>
+          <w:sz w:val="18"/>
+        </w:rPr>
+        <w:t>listing_address_standard</w:t>
+      </w:r>
+      <w:r>
+        <w:t>), standardized and custom MLS attributes (</w:t>
+      </w:r>
+      <w:r>
+        <w:rPr>
+          <w:rFonts w:ascii="Consolas" w:hAnsi="Consolas"/>
+          <w:color w:val="6A0DAD"/>
+          <w:sz w:val="18"/>
+        </w:rPr>
+        <w:t>listing_attribute</w:t>
+      </w:r>
+      <w:r>
+        <w:t xml:space="preserve">, </w:t>
+      </w:r>
+      <w:r>
+        <w:rPr>
+          <w:rFonts w:ascii="Consolas" w:hAnsi="Consolas"/>
+          <w:color w:val="6A0DAD"/>
+          <w:sz w:val="18"/>
+        </w:rPr>
+        <w:t>listing_attribute_custom</w:t>
+      </w:r>
+      <w:r>
+        <w:t>), free-text descriptions (</w:t>
+      </w:r>
+      <w:r>
+        <w:rPr>
+          <w:rFonts w:ascii="Consolas" w:hAnsi="Consolas"/>
+          <w:color w:val="6A0DAD"/>
+          <w:sz w:val="18"/>
+        </w:rPr>
+        <w:t>listing_description</w:t>
+      </w:r>
+      <w:r>
+        <w:t>), marketing metadata (</w:t>
+      </w:r>
+      <w:r>
+        <w:rPr>
+          <w:rFonts w:ascii="Consolas" w:hAnsi="Consolas"/>
+          <w:color w:val="6A0DAD"/>
+          <w:sz w:val="18"/>
+        </w:rPr>
+        <w:t>listing_marketing_info</w:t>
+      </w:r>
+      <w:r>
+        <w:t>), school associations (</w:t>
+      </w:r>
+      <w:r>
+        <w:rPr>
+          <w:rFonts w:ascii="Consolas" w:hAnsi="Consolas"/>
+          <w:color w:val="6A0DAD"/>
+          <w:sz w:val="18"/>
+        </w:rPr>
+        <w:t>listing_school</w:t>
+      </w:r>
+      <w:r>
+        <w:t xml:space="preserve">, </w:t>
+      </w:r>
+      <w:r>
+        <w:rPr>
+          <w:rFonts w:ascii="Consolas" w:hAnsi="Consolas"/>
+          <w:color w:val="6A0DAD"/>
+          <w:sz w:val="18"/>
+        </w:rPr>
+        <w:t>listing_school_district</w:t>
+      </w:r>
+      <w:r>
+        <w:t>), and participant/office linkages (</w:t>
+      </w:r>
+      <w:r>
+        <w:rPr>
+          <w:rFonts w:ascii="Consolas" w:hAnsi="Consolas"/>
+          <w:color w:val="6A0DAD"/>
+          <w:sz w:val="18"/>
+        </w:rPr>
+        <w:t>listing_participant_rel</w:t>
+      </w:r>
+      <w:r>
+        <w:t xml:space="preserve">, </w:t>
+      </w:r>
+      <w:r>
+        <w:rPr>
+          <w:rFonts w:ascii="Consolas" w:hAnsi="Consolas"/>
+          <w:color w:val="6A0DAD"/>
+          <w:sz w:val="18"/>
+        </w:rPr>
+        <w:t>listing_real_estate_office_rel</w:t>
+      </w:r>
+      <w:r>
+        <w:t xml:space="preserve">). Lookup tables such as </w:t>
+      </w:r>
+      <w:r>
+        <w:rPr>
+          <w:rFonts w:ascii="Consolas" w:hAnsi="Consolas"/>
+          <w:color w:val="6A0DAD"/>
+          <w:sz w:val="18"/>
+        </w:rPr>
+        <w:t>listing_status</w:t>
+      </w:r>
+      <w:r>
+        <w:t xml:space="preserve"> (12 columns), </w:t>
+      </w:r>
+      <w:r>
+        <w:rPr>
+          <w:rFonts w:ascii="Consolas" w:hAnsi="Consolas"/>
+          <w:color w:val="6A0DAD"/>
+          <w:sz w:val="18"/>
+        </w:rPr>
+        <w:t>listing_category</w:t>
+      </w:r>
+      <w:r>
+        <w:t xml:space="preserve"> (5 columns), </w:t>
+      </w:r>
+      <w:r>
+        <w:rPr>
+          <w:rFonts w:ascii="Consolas" w:hAnsi="Consolas"/>
+          <w:color w:val="6A0DAD"/>
+          <w:sz w:val="18"/>
+        </w:rPr>
+        <w:t>listing_property_type</w:t>
+      </w:r>
+      <w:r>
+        <w:t xml:space="preserve"> (6 columns), and </w:t>
+      </w:r>
+      <w:r>
+        <w:rPr>
+          <w:rFonts w:ascii="Consolas" w:hAnsi="Consolas"/>
+          <w:color w:val="6A0DAD"/>
+          <w:sz w:val="18"/>
+        </w:rPr>
+        <w:t>listing_property_sub_type</w:t>
+      </w:r>
+      <w:r>
+        <w:t xml:space="preserve"> (6 columns) provide the canonical code lists that classify listings. The </w:t>
+      </w:r>
+      <w:r>
+        <w:rPr>
+          <w:rFonts w:ascii="Consolas" w:hAnsi="Consolas"/>
+          <w:color w:val="6A0DAD"/>
+          <w:sz w:val="18"/>
+        </w:rPr>
+        <w:t>listing_property_type_search</w:t>
+      </w:r>
+      <w:r>
+        <w:t xml:space="preserve"> table (24 columns) denormalizes type and sub-type into a search-optimized form with boolean classification flags for faceted search.</w:t>
+      </w:r>
+    </w:p>
+    <w:p>
+      <w:r>
+        <w:t xml:space="preserve">A </w:t>
+      </w:r>
+      <w:r>
+        <w:rPr>
+          <w:rFonts w:ascii="Consolas" w:hAnsi="Consolas"/>
+          <w:color w:val="6A0DAD"/>
+          <w:sz w:val="18"/>
+        </w:rPr>
+        <w:t>listing_change</w:t>
+      </w:r>
+      <w:r>
+        <w:t xml:space="preserve"> table captures listing mutations eligible to trigger inclusion in bonded listing alerts for persons bonded to those listings, while a </w:t>
+      </w:r>
+      <w:r>
+        <w:rPr>
+          <w:rFonts w:ascii="Consolas" w:hAnsi="Consolas"/>
+          <w:color w:val="6A0DAD"/>
+          <w:sz w:val="18"/>
+        </w:rPr>
+        <w:t>listing_score</w:t>
+      </w:r>
+      <w:r>
+        <w:t xml:space="preserve"> table stores per-listing quality/preference scoring used to influence ranking and display eligibility in search results.</w:t>
+      </w:r>
+    </w:p>
+    <w:p>
+      <w:pPr>
+        <w:pStyle w:val="Heading3"/>
+      </w:pPr>
+      <w:r>
+        <w:t>Address &amp; Spatial/Geographic Data</w:t>
+      </w:r>
+    </w:p>
+    <w:p>
+      <w:r>
+        <w:t>Geographic data is spread across 13 tables. The two per-listing address tables (</w:t>
+      </w:r>
+      <w:r>
+        <w:rPr>
+          <w:rFonts w:ascii="Consolas" w:hAnsi="Consolas"/>
+          <w:color w:val="6A0DAD"/>
+          <w:sz w:val="18"/>
+        </w:rPr>
+        <w:t>listing_address</w:t>
+      </w:r>
+      <w:r>
+        <w:t xml:space="preserve"> at 34 columns, </w:t>
+      </w:r>
+      <w:r>
+        <w:rPr>
+          <w:rFonts w:ascii="Consolas" w:hAnsi="Consolas"/>
+          <w:color w:val="6A0DAD"/>
+          <w:sz w:val="18"/>
+        </w:rPr>
+        <w:t>listing_address_standard</w:t>
+      </w:r>
+      <w:r>
+        <w:t xml:space="preserve"> at 76 columns) cover everything from raw street components to USPS-normalized forms and geocoded coordinates. The </w:t>
+      </w:r>
+      <w:r>
+        <w:rPr>
+          <w:rFonts w:ascii="Consolas" w:hAnsi="Consolas"/>
+          <w:color w:val="6A0DAD"/>
+          <w:sz w:val="18"/>
+        </w:rPr>
+        <w:t>area</w:t>
+      </w:r>
+      <w:r>
+        <w:t xml:space="preserve"> and </w:t>
+      </w:r>
+      <w:r>
+        <w:rPr>
+          <w:rFonts w:ascii="Consolas" w:hAnsi="Consolas"/>
+          <w:color w:val="6A0DAD"/>
+          <w:sz w:val="18"/>
+        </w:rPr>
+        <w:t>source_area</w:t>
+      </w:r>
+      <w:r>
+        <w:t xml:space="preserve"> tables define geographic area hierarchies used for area-based search (cities, neighborhoods, ZIP codes, custom regions), with </w:t>
+      </w:r>
+      <w:r>
+        <w:rPr>
+          <w:rFonts w:ascii="Consolas" w:hAnsi="Consolas"/>
+          <w:color w:val="6A0DAD"/>
+          <w:sz w:val="18"/>
+        </w:rPr>
+        <w:t>source_area_autocomplete_config</w:t>
+      </w:r>
+      <w:r>
+        <w:t xml:space="preserve"> providing per-source configuration for search autocomplete behavior. The </w:t>
+      </w:r>
+      <w:r>
+        <w:rPr>
+          <w:rFonts w:ascii="Consolas" w:hAnsi="Consolas"/>
+          <w:color w:val="6A0DAD"/>
+          <w:sz w:val="18"/>
+        </w:rPr>
+        <w:t>geocoding_lookup</w:t>
+      </w:r>
+      <w:r>
+        <w:t xml:space="preserve"> table caches provider responses to avoid redundant external API calls.</w:t>
+      </w:r>
+    </w:p>
+    <w:p>
+      <w:pPr>
+        <w:pStyle w:val="Heading3"/>
+      </w:pPr>
+      <w:r>
+        <w:t>Listing Attributes</w:t>
+      </w:r>
+    </w:p>
+    <w:p>
+      <w:r>
+        <w:t xml:space="preserve">The attribute subsystem uses two extremely wide tables — </w:t>
+      </w:r>
+      <w:r>
+        <w:rPr>
+          <w:rFonts w:ascii="Consolas" w:hAnsi="Consolas"/>
+          <w:color w:val="6A0DAD"/>
+          <w:sz w:val="18"/>
+        </w:rPr>
+        <w:t>listing_attribute</w:t>
+      </w:r>
+      <w:r>
+        <w:t xml:space="preserve"> (1,596 columns) and </w:t>
+      </w:r>
+      <w:r>
+        <w:rPr>
+          <w:rFonts w:ascii="Consolas" w:hAnsi="Consolas"/>
+          <w:color w:val="6A0DAD"/>
+          <w:sz w:val="18"/>
+        </w:rPr>
+        <w:t>listing_attribute_custom</w:t>
+      </w:r>
+      <w:r>
+        <w:t xml:space="preserve"> (1,584 columns) — that store one column per MLS attribute field and one row per listing. </w:t>
+      </w:r>
+      <w:r>
+        <w:rPr>
+          <w:rFonts w:ascii="Consolas" w:hAnsi="Consolas"/>
+          <w:color w:val="6A0DAD"/>
+          <w:sz w:val="18"/>
+        </w:rPr>
+        <w:t>listing_attribute</w:t>
+      </w:r>
+      <w:r>
+        <w:t xml:space="preserve"> holds standardized fields (bedrooms, bathrooms, square footage, lot size, features, amenities), while </w:t>
+      </w:r>
+      <w:r>
+        <w:rPr>
+          <w:rFonts w:ascii="Consolas" w:hAnsi="Consolas"/>
+          <w:color w:val="6A0DAD"/>
+          <w:sz w:val="18"/>
+        </w:rPr>
+        <w:t>listing_attribute_custom</w:t>
+      </w:r>
+      <w:r>
+        <w:t xml:space="preserve"> holds source-specific fields that have not been mapped to the standardized schema. The trade-offs of this wide-table design are discussed in Section 7.</w:t>
+      </w:r>
+    </w:p>
+    <w:p>
+      <w:pPr>
+        <w:pStyle w:val="Heading3"/>
+      </w:pPr>
+      <w:r>
+        <w:t>ETL Pipeline Management</w:t>
+      </w:r>
+    </w:p>
+    <w:p>
+      <w:r>
+        <w:t xml:space="preserve">Eleven </w:t>
+      </w:r>
+      <w:r>
+        <w:rPr>
+          <w:rFonts w:ascii="Consolas" w:hAnsi="Consolas"/>
+          <w:color w:val="6A0DAD"/>
+          <w:sz w:val="18"/>
+        </w:rPr>
+        <w:t>etl_*</w:t>
+      </w:r>
+      <w:r>
+        <w:t xml:space="preserve"> tables track the full lifecycle of data ingestion: </w:t>
+      </w:r>
+      <w:r>
+        <w:rPr>
+          <w:rFonts w:ascii="Consolas" w:hAnsi="Consolas"/>
+          <w:color w:val="6A0DAD"/>
+          <w:sz w:val="18"/>
+        </w:rPr>
+        <w:t>etl_dataload</w:t>
+      </w:r>
+      <w:r>
+        <w:t xml:space="preserve"> and </w:t>
+      </w:r>
+      <w:r>
+        <w:rPr>
+          <w:rFonts w:ascii="Consolas" w:hAnsi="Consolas"/>
+          <w:color w:val="6A0DAD"/>
+          <w:sz w:val="18"/>
+        </w:rPr>
+        <w:t>etl_status</w:t>
+      </w:r>
+      <w:r>
+        <w:t xml:space="preserve"> record batch-level state, </w:t>
+      </w:r>
+      <w:r>
+        <w:rPr>
+          <w:rFonts w:ascii="Consolas" w:hAnsi="Consolas"/>
+          <w:color w:val="6A0DAD"/>
+          <w:sz w:val="18"/>
+        </w:rPr>
+        <w:t>etl_insert_listings</w:t>
+      </w:r>
+      <w:r>
+        <w:t xml:space="preserve"> and </w:t>
+      </w:r>
+      <w:r>
+        <w:rPr>
+          <w:rFonts w:ascii="Consolas" w:hAnsi="Consolas"/>
+          <w:color w:val="6A0DAD"/>
+          <w:sz w:val="18"/>
+        </w:rPr>
+        <w:t>etl_update_listings</w:t>
+      </w:r>
+      <w:r>
+        <w:t xml:space="preserve"> track per-listing insert/update operations, </w:t>
+      </w:r>
+      <w:r>
+        <w:rPr>
+          <w:rFonts w:ascii="Consolas" w:hAnsi="Consolas"/>
+          <w:color w:val="6A0DAD"/>
+          <w:sz w:val="18"/>
+        </w:rPr>
+        <w:t>etl_delete_listing</w:t>
+      </w:r>
+      <w:r>
+        <w:t xml:space="preserve"> logs removals, </w:t>
+      </w:r>
+      <w:r>
+        <w:rPr>
+          <w:rFonts w:ascii="Consolas" w:hAnsi="Consolas"/>
+          <w:color w:val="6A0DAD"/>
+          <w:sz w:val="18"/>
+        </w:rPr>
+        <w:t>etl_error</w:t>
+      </w:r>
+      <w:r>
+        <w:t xml:space="preserve"> captures processing failures, </w:t>
+      </w:r>
+      <w:r>
+        <w:rPr>
+          <w:rFonts w:ascii="Consolas" w:hAnsi="Consolas"/>
+          <w:color w:val="6A0DAD"/>
+          <w:sz w:val="18"/>
+        </w:rPr>
+        <w:t>etl_log</w:t>
+      </w:r>
+      <w:r>
+        <w:t xml:space="preserve"> provides a general event log, </w:t>
+      </w:r>
+      <w:r>
+        <w:rPr>
+          <w:rFonts w:ascii="Consolas" w:hAnsi="Consolas"/>
+          <w:color w:val="6A0DAD"/>
+          <w:sz w:val="18"/>
+        </w:rPr>
+        <w:t>etl_batch_notification</w:t>
+      </w:r>
+      <w:r>
+        <w:t xml:space="preserve"> and </w:t>
+      </w:r>
+      <w:r>
+        <w:rPr>
+          <w:rFonts w:ascii="Consolas" w:hAnsi="Consolas"/>
+          <w:color w:val="6A0DAD"/>
+          <w:sz w:val="18"/>
+        </w:rPr>
+        <w:t>etl_notification_messages</w:t>
+      </w:r>
+      <w:r>
+        <w:t xml:space="preserve"> manage alerting, and </w:t>
+      </w:r>
+      <w:r>
+        <w:rPr>
+          <w:rFonts w:ascii="Consolas" w:hAnsi="Consolas"/>
+          <w:color w:val="6A0DAD"/>
+          <w:sz w:val="18"/>
+        </w:rPr>
+        <w:t>etl_time_dimension_monthly</w:t>
+      </w:r>
+      <w:r>
+        <w:t xml:space="preserve"> supports time-based aggregation. An </w:t>
+      </w:r>
+      <w:r>
+        <w:rPr>
+          <w:rFonts w:ascii="Consolas" w:hAnsi="Consolas"/>
+          <w:color w:val="6A0DAD"/>
+          <w:sz w:val="18"/>
+        </w:rPr>
+        <w:t>etl_test_listings</w:t>
+      </w:r>
+      <w:r>
+        <w:t xml:space="preserve"> table supports ingestion pipeline testing.</w:t>
+      </w:r>
+    </w:p>
+    <w:p>
+      <w:pPr>
+        <w:pStyle w:val="Heading3"/>
+      </w:pPr>
+      <w:r>
+        <w:t>Compliance &amp; DNC</w:t>
+      </w:r>
+    </w:p>
+    <w:p>
+      <w:r>
+        <w:t xml:space="preserve">Beyond the </w:t>
+      </w:r>
+      <w:r>
+        <w:rPr>
+          <w:rFonts w:ascii="Consolas" w:hAnsi="Consolas"/>
+          <w:color w:val="6A0DAD"/>
+          <w:sz w:val="18"/>
+        </w:rPr>
+        <w:t>idx_display_rule</w:t>
+      </w:r>
+      <w:r>
+        <w:t xml:space="preserve"> and </w:t>
+      </w:r>
+      <w:r>
+        <w:rPr>
+          <w:rFonts w:ascii="Consolas" w:hAnsi="Consolas"/>
+          <w:color w:val="6A0DAD"/>
+          <w:sz w:val="18"/>
+        </w:rPr>
+        <w:t>dnc_registry</w:t>
+      </w:r>
+      <w:r>
+        <w:t xml:space="preserve"> tables described in Section 2, the compliance domain is relatively compact. The </w:t>
+      </w:r>
+      <w:r>
+        <w:rPr>
+          <w:rFonts w:ascii="Consolas" w:hAnsi="Consolas"/>
+          <w:color w:val="6A0DAD"/>
+          <w:sz w:val="18"/>
+        </w:rPr>
+        <w:t>dnc_registry</w:t>
+      </w:r>
+      <w:r>
+        <w:t xml:space="preserve"> table (with its associated view) is the primary enforcement mechanism for Do-Not-Call regulations, with per-jurisdiction boolean columns enabling fine-grained compliance checks. The platform's compliance posture is predominantly application-driven, with the database serving as the lookup layer.</w:t>
+      </w:r>
+    </w:p>
+    <w:p>
+      <w:pPr>
+        <w:pStyle w:val="Heading3"/>
+      </w:pPr>
+      <w:r>
+        <w:t>System Lookups &amp; Reference Tables</w:t>
+      </w:r>
+    </w:p>
+    <w:p>
+      <w:r>
+        <w:t xml:space="preserve">A collection of small lookup tables provides the standardized codes that normalize the heterogeneous data arriving from dozens of MLS sources. Key lookups include </w:t>
+      </w:r>
+      <w:r>
+        <w:rPr>
+          <w:rFonts w:ascii="Consolas" w:hAnsi="Consolas"/>
+          <w:color w:val="6A0DAD"/>
+          <w:sz w:val="18"/>
+        </w:rPr>
+        <w:t>listing_status</w:t>
+      </w:r>
+      <w:r>
+        <w:t xml:space="preserve">, </w:t>
+      </w:r>
+      <w:r>
+        <w:rPr>
+          <w:rFonts w:ascii="Consolas" w:hAnsi="Consolas"/>
+          <w:color w:val="6A0DAD"/>
+          <w:sz w:val="18"/>
+        </w:rPr>
+        <w:t>listing_category</w:t>
+      </w:r>
+      <w:r>
+        <w:t xml:space="preserve">, </w:t>
+      </w:r>
+      <w:r>
+        <w:rPr>
+          <w:rFonts w:ascii="Consolas" w:hAnsi="Consolas"/>
+          <w:color w:val="6A0DAD"/>
+          <w:sz w:val="18"/>
+        </w:rPr>
+        <w:t>listing_property_type</w:t>
+      </w:r>
+      <w:r>
+        <w:t xml:space="preserve">, </w:t>
+      </w:r>
+      <w:r>
+        <w:rPr>
+          <w:rFonts w:ascii="Consolas" w:hAnsi="Consolas"/>
+          <w:color w:val="6A0DAD"/>
+          <w:sz w:val="18"/>
+        </w:rPr>
+        <w:t>listing_property_sub_type</w:t>
+      </w:r>
+      <w:r>
+        <w:t xml:space="preserve">, </w:t>
+      </w:r>
+      <w:r>
+        <w:rPr>
+          <w:rFonts w:ascii="Consolas" w:hAnsi="Consolas"/>
+          <w:color w:val="6A0DAD"/>
+          <w:sz w:val="18"/>
+        </w:rPr>
+        <w:t>mls_board</w:t>
+      </w:r>
+      <w:r>
+        <w:t xml:space="preserve"> (MLS board registry), and </w:t>
+      </w:r>
+      <w:r>
+        <w:rPr>
+          <w:rFonts w:ascii="Consolas" w:hAnsi="Consolas"/>
+          <w:color w:val="6A0DAD"/>
+          <w:sz w:val="18"/>
+        </w:rPr>
+        <w:t>broker</w:t>
+      </w:r>
+      <w:r>
+        <w:t xml:space="preserve"> / </w:t>
+      </w:r>
+      <w:r>
+        <w:rPr>
+          <w:rFonts w:ascii="Consolas" w:hAnsi="Consolas"/>
+          <w:color w:val="6A0DAD"/>
+          <w:sz w:val="18"/>
+        </w:rPr>
+        <w:t>real_estate_office</w:t>
+      </w:r>
+      <w:r>
+        <w:t xml:space="preserve"> / </w:t>
+      </w:r>
+      <w:r>
+        <w:rPr>
+          <w:rFonts w:ascii="Consolas" w:hAnsi="Consolas"/>
+          <w:color w:val="6A0DAD"/>
+          <w:sz w:val="18"/>
+        </w:rPr>
+        <w:t>real_estate_participant</w:t>
+      </w:r>
+      <w:r>
+        <w:t xml:space="preserve"> for the brokerage ecosystem. These tables are typically seeded during onboarding of a new data source and updated infrequently.</w:t>
+      </w:r>
+    </w:p>
+    <w:p>
+      <w:pPr>
+        <w:pStyle w:val="Heading2"/>
+      </w:pPr>
+      <w:r>
+        <w:t>4. Schema Analysis: `idx_config`</w:t>
+      </w:r>
+    </w:p>
+    <w:p>
+      <w:r>
+        <w:t xml:space="preserve">The </w:t>
       </w:r>
       <w:r>
         <w:rPr>
@@ -212,7 +1432,7 @@
         <w:t>idx_config</w:t>
       </w:r>
       <w:r>
-        <w:t xml:space="preserve"> holds small configuration lookup tables used during data ingestion. Of the 161 tables in </w:t>
+        <w:t xml:space="preserve"> schema is a small, focused configuration schema (4 tables) that the ETL pipeline consults during data ingestion. Unlike the </w:t>
       </w:r>
       <w:r>
         <w:rPr>
@@ -223,20 +1443,7 @@
         <w:t>public</w:t>
       </w:r>
       <w:r>
-        <w:t>, roughly 85 are core listing-related tables; the remainder support ETL operations, geographic lookups, compliance, and legacy/temporary workloads.</w:t>
-      </w:r>
-    </w:p>
-    <w:p>
-      <w:pPr>
-        <w:spacing w:before="120"/>
-      </w:pPr>
-    </w:p>
-    <w:p>
-      <w:pPr>
-        <w:pStyle w:val="Heading2"/>
-      </w:pPr>
-      <w:r>
-        <w:t>Schema Overview</w:t>
+        <w:t xml:space="preserve"> schema, it enforces referential integrity through foreign-key constraints.</w:t>
       </w:r>
     </w:p>
     <w:p>
@@ -244,12 +1451,293 @@
         <w:pStyle w:val="Heading3"/>
       </w:pPr>
       <w:r>
-        <w:t>public Schema</w:t>
+        <w:t>MLS Number Validation</w:t>
       </w:r>
     </w:p>
     <w:p>
       <w:r>
         <w:t xml:space="preserve">The </w:t>
+      </w:r>
+      <w:r>
+        <w:rPr>
+          <w:rFonts w:ascii="Consolas" w:hAnsi="Consolas"/>
+          <w:color w:val="6A0DAD"/>
+          <w:sz w:val="18"/>
+        </w:rPr>
+        <w:t>listing_mls_number_regex</w:t>
+      </w:r>
+      <w:r>
+        <w:t xml:space="preserve"> table stores one regular expression per data source (</w:t>
+      </w:r>
+      <w:r>
+        <w:rPr>
+          <w:rFonts w:ascii="Consolas" w:hAnsi="Consolas"/>
+          <w:color w:val="6A0DAD"/>
+          <w:sz w:val="18"/>
+        </w:rPr>
+        <w:t>source_id</w:t>
+      </w:r>
+      <w:r>
+        <w:t xml:space="preserve">). During ingestion, incoming MLS listing numbers are validated against the source's regex pattern to catch malformed or invalid identifiers before they enter the main data model. This prevents data quality issues from propagating into the </w:t>
+      </w:r>
+      <w:r>
+        <w:rPr>
+          <w:rFonts w:ascii="Consolas" w:hAnsi="Consolas"/>
+          <w:color w:val="6A0DAD"/>
+          <w:sz w:val="18"/>
+        </w:rPr>
+        <w:t>listing</w:t>
+      </w:r>
+      <w:r>
+        <w:t xml:space="preserve"> table, where they would be significantly harder to detect and remediate.</w:t>
+      </w:r>
+    </w:p>
+    <w:p>
+      <w:pPr>
+        <w:pStyle w:val="Heading3"/>
+      </w:pPr>
+      <w:r>
+        <w:t>Canonical Property Type Mapping</w:t>
+      </w:r>
+    </w:p>
+    <w:p>
+      <w:r>
+        <w:t xml:space="preserve">The </w:t>
+      </w:r>
+      <w:r>
+        <w:rPr>
+          <w:rFonts w:ascii="Consolas" w:hAnsi="Consolas"/>
+          <w:color w:val="6A0DAD"/>
+          <w:sz w:val="18"/>
+        </w:rPr>
+        <w:t>listing_property_type</w:t>
+      </w:r>
+      <w:r>
+        <w:t xml:space="preserve"> table (25 columns) is the most complex table in this schema. It maps each data source's native property type and sub-type codes to the platform's canonical </w:t>
+      </w:r>
+      <w:r>
+        <w:rPr>
+          <w:rFonts w:ascii="Consolas" w:hAnsi="Consolas"/>
+          <w:color w:val="6A0DAD"/>
+          <w:sz w:val="18"/>
+        </w:rPr>
+        <w:t>public.listing_property_type</w:t>
+      </w:r>
+      <w:r>
+        <w:t xml:space="preserve"> and </w:t>
+      </w:r>
+      <w:r>
+        <w:rPr>
+          <w:rFonts w:ascii="Consolas" w:hAnsi="Consolas"/>
+          <w:color w:val="6A0DAD"/>
+          <w:sz w:val="18"/>
+        </w:rPr>
+        <w:t>public.listing_property_sub_type</w:t>
+      </w:r>
+      <w:r>
+        <w:t xml:space="preserve"> lookups. Each row is uniquely identified by the combination (</w:t>
+      </w:r>
+      <w:r>
+        <w:rPr>
+          <w:rFonts w:ascii="Consolas" w:hAnsi="Consolas"/>
+          <w:color w:val="6A0DAD"/>
+          <w:sz w:val="18"/>
+        </w:rPr>
+        <w:t>source_id</w:t>
+      </w:r>
+      <w:r>
+        <w:t xml:space="preserve">, </w:t>
+      </w:r>
+      <w:r>
+        <w:rPr>
+          <w:rFonts w:ascii="Consolas" w:hAnsi="Consolas"/>
+          <w:color w:val="6A0DAD"/>
+          <w:sz w:val="18"/>
+        </w:rPr>
+        <w:t>property_type_id</w:t>
+      </w:r>
+      <w:r>
+        <w:t xml:space="preserve">, </w:t>
+      </w:r>
+      <w:r>
+        <w:rPr>
+          <w:rFonts w:ascii="Consolas" w:hAnsi="Consolas"/>
+          <w:color w:val="6A0DAD"/>
+          <w:sz w:val="18"/>
+        </w:rPr>
+        <w:t>property_sub_type_id</w:t>
+      </w:r>
+      <w:r>
+        <w:t>) and carries 16 boolean classification flags (</w:t>
+      </w:r>
+      <w:r>
+        <w:rPr>
+          <w:rFonts w:ascii="Consolas" w:hAnsi="Consolas"/>
+          <w:color w:val="6A0DAD"/>
+          <w:sz w:val="18"/>
+        </w:rPr>
+        <w:t>is_condo</w:t>
+      </w:r>
+      <w:r>
+        <w:t xml:space="preserve">, </w:t>
+      </w:r>
+      <w:r>
+        <w:rPr>
+          <w:rFonts w:ascii="Consolas" w:hAnsi="Consolas"/>
+          <w:color w:val="6A0DAD"/>
+          <w:sz w:val="18"/>
+        </w:rPr>
+        <w:t>is_single_family_home</w:t>
+      </w:r>
+      <w:r>
+        <w:t xml:space="preserve">, </w:t>
+      </w:r>
+      <w:r>
+        <w:rPr>
+          <w:rFonts w:ascii="Consolas" w:hAnsi="Consolas"/>
+          <w:color w:val="6A0DAD"/>
+          <w:sz w:val="18"/>
+        </w:rPr>
+        <w:t>is_land</w:t>
+      </w:r>
+      <w:r>
+        <w:t xml:space="preserve">, </w:t>
+      </w:r>
+      <w:r>
+        <w:rPr>
+          <w:rFonts w:ascii="Consolas" w:hAnsi="Consolas"/>
+          <w:color w:val="6A0DAD"/>
+          <w:sz w:val="18"/>
+        </w:rPr>
+        <w:t>is_rental</w:t>
+      </w:r>
+      <w:r>
+        <w:t xml:space="preserve">, </w:t>
+      </w:r>
+      <w:r>
+        <w:rPr>
+          <w:rFonts w:ascii="Consolas" w:hAnsi="Consolas"/>
+          <w:color w:val="6A0DAD"/>
+          <w:sz w:val="18"/>
+        </w:rPr>
+        <w:t>is_commercial_property</w:t>
+      </w:r>
+      <w:r>
+        <w:t xml:space="preserve">, etc.) that power the platform's faceted search filters. An </w:t>
+      </w:r>
+      <w:r>
+        <w:rPr>
+          <w:rFonts w:ascii="Consolas" w:hAnsi="Consolas"/>
+          <w:color w:val="6A0DAD"/>
+          <w:sz w:val="18"/>
+        </w:rPr>
+        <w:t>approval_date</w:t>
+      </w:r>
+      <w:r>
+        <w:t xml:space="preserve"> column suggests a human review/approval workflow for new mappings.</w:t>
+      </w:r>
+    </w:p>
+    <w:p>
+      <w:pPr>
+        <w:pStyle w:val="Heading3"/>
+      </w:pPr>
+      <w:r>
+        <w:t>School Type Normalization</w:t>
+      </w:r>
+    </w:p>
+    <w:p>
+      <w:r>
+        <w:t xml:space="preserve">Two tables handle school type normalization: </w:t>
+      </w:r>
+      <w:r>
+        <w:rPr>
+          <w:rFonts w:ascii="Consolas" w:hAnsi="Consolas"/>
+          <w:color w:val="6A0DAD"/>
+          <w:sz w:val="18"/>
+        </w:rPr>
+        <w:t>listing_school_type</w:t>
+      </w:r>
+      <w:r>
+        <w:t xml:space="preserve"> maps MLS-native school type strings to internal (</w:t>
+      </w:r>
+      <w:r>
+        <w:rPr>
+          <w:rFonts w:ascii="Consolas" w:hAnsi="Consolas"/>
+          <w:color w:val="6A0DAD"/>
+          <w:sz w:val="18"/>
+        </w:rPr>
+        <w:t>ylopo_school_type</w:t>
+      </w:r>
+      <w:r>
+        <w:t xml:space="preserve">) values, with an </w:t>
+      </w:r>
+      <w:r>
+        <w:rPr>
+          <w:rFonts w:ascii="Consolas" w:hAnsi="Consolas"/>
+          <w:color w:val="6A0DAD"/>
+          <w:sz w:val="18"/>
+        </w:rPr>
+        <w:t>active</w:t>
+      </w:r>
+      <w:r>
+        <w:t xml:space="preserve"> flag allowing deprecated mappings to be soft-deleted. The </w:t>
+      </w:r>
+      <w:r>
+        <w:rPr>
+          <w:rFonts w:ascii="Consolas" w:hAnsi="Consolas"/>
+          <w:color w:val="6A0DAD"/>
+          <w:sz w:val="18"/>
+        </w:rPr>
+        <w:t>ylopo_school_type</w:t>
+      </w:r>
+      <w:r>
+        <w:t xml:space="preserve"> table provides the canonical list of internal school type codes. Together, these ensure that school data from heterogeneous MLS sources is presented consistently to consumers.</w:t>
+      </w:r>
+    </w:p>
+    <w:p>
+      <w:pPr>
+        <w:pStyle w:val="Heading3"/>
+      </w:pPr>
+      <w:r>
+        <w:t>Cross-Schema Referential Integrity</w:t>
+      </w:r>
+    </w:p>
+    <w:p>
+      <w:r>
+        <w:t xml:space="preserve">The </w:t>
+      </w:r>
+      <w:r>
+        <w:rPr>
+          <w:rFonts w:ascii="Consolas" w:hAnsi="Consolas"/>
+          <w:color w:val="6A0DAD"/>
+          <w:sz w:val="18"/>
+        </w:rPr>
+        <w:t>idx_config.listing_property_type</w:t>
+      </w:r>
+      <w:r>
+        <w:t xml:space="preserve"> table has two enforced foreign-key constraints referencing </w:t>
+      </w:r>
+      <w:r>
+        <w:rPr>
+          <w:rFonts w:ascii="Consolas" w:hAnsi="Consolas"/>
+          <w:color w:val="6A0DAD"/>
+          <w:sz w:val="18"/>
+        </w:rPr>
+        <w:t>public.listing_property_type(id)</w:t>
+      </w:r>
+      <w:r>
+        <w:t xml:space="preserve"> and </w:t>
+      </w:r>
+      <w:r>
+        <w:rPr>
+          <w:rFonts w:ascii="Consolas" w:hAnsi="Consolas"/>
+          <w:color w:val="6A0DAD"/>
+          <w:sz w:val="18"/>
+        </w:rPr>
+        <w:t>public.listing_property_sub_type(id)</w:t>
+      </w:r>
+      <w:r>
+        <w:t xml:space="preserve">. These are the only cross-schema FK constraints in the database and ensure that every ingestion-time property classification maps to a valid canonical type. This is noteworthy because it means adding a new property type or sub-type requires coordinating inserts across both schemas — the canonical record must exist in </w:t>
       </w:r>
       <w:r>
         <w:rPr>
@@ -260,496 +1748,7 @@
         <w:t>public</w:t>
       </w:r>
       <w:r>
-        <w:t xml:space="preserve"> schema is the primary application schema, organized around a central </w:t>
-      </w:r>
-      <w:r>
-        <w:rPr>
-          <w:b/>
-        </w:rPr>
-        <w:t>listing</w:t>
-      </w:r>
-      <w:r>
-        <w:t xml:space="preserve"> entity with satellite tables for addresses, attributes, descriptions, marketing data, schools, and property classification. Supporting entities include </w:t>
-      </w:r>
-      <w:r>
-        <w:rPr>
-          <w:b/>
-        </w:rPr>
-        <w:t>data sources</w:t>
-      </w:r>
-      <w:r>
-        <w:t xml:space="preserve"> (</w:t>
-      </w:r>
-      <w:r>
-        <w:rPr>
-          <w:rFonts w:ascii="Consolas" w:hAnsi="Consolas"/>
-          <w:color w:val="6A0DAD"/>
-          <w:sz w:val="18"/>
-        </w:rPr>
-        <w:t>source</w:t>
-      </w:r>
-      <w:r>
-        <w:t xml:space="preserve">), </w:t>
-      </w:r>
-      <w:r>
-        <w:rPr>
-          <w:b/>
-        </w:rPr>
-        <w:t>brokers and offices</w:t>
-      </w:r>
-      <w:r>
-        <w:t xml:space="preserve"> (</w:t>
-      </w:r>
-      <w:r>
-        <w:rPr>
-          <w:rFonts w:ascii="Consolas" w:hAnsi="Consolas"/>
-          <w:color w:val="6A0DAD"/>
-          <w:sz w:val="18"/>
-        </w:rPr>
-        <w:t>real_estate_office</w:t>
-      </w:r>
-      <w:r>
-        <w:t xml:space="preserve">, </w:t>
-      </w:r>
-      <w:r>
-        <w:rPr>
-          <w:rFonts w:ascii="Consolas" w:hAnsi="Consolas"/>
-          <w:color w:val="6A0DAD"/>
-          <w:sz w:val="18"/>
-        </w:rPr>
-        <w:t>real_estate_participant</w:t>
-      </w:r>
-      <w:r>
-        <w:t xml:space="preserve">), </w:t>
-      </w:r>
-      <w:r>
-        <w:rPr>
-          <w:b/>
-        </w:rPr>
-        <w:t>geographic areas</w:t>
-      </w:r>
-      <w:r>
-        <w:t xml:space="preserve"> (</w:t>
-      </w:r>
-      <w:r>
-        <w:rPr>
-          <w:rFonts w:ascii="Consolas" w:hAnsi="Consolas"/>
-          <w:color w:val="6A0DAD"/>
-          <w:sz w:val="18"/>
-        </w:rPr>
-        <w:t>area</w:t>
-      </w:r>
-      <w:r>
-        <w:t xml:space="preserve">, </w:t>
-      </w:r>
-      <w:r>
-        <w:rPr>
-          <w:rFonts w:ascii="Consolas" w:hAnsi="Consolas"/>
-          <w:color w:val="6A0DAD"/>
-          <w:sz w:val="18"/>
-        </w:rPr>
-        <w:t>source_area</w:t>
-      </w:r>
-      <w:r>
-        <w:t xml:space="preserve">, </w:t>
-      </w:r>
-      <w:r>
-        <w:rPr>
-          <w:rFonts w:ascii="Consolas" w:hAnsi="Consolas"/>
-          <w:color w:val="6A0DAD"/>
-          <w:sz w:val="18"/>
-        </w:rPr>
-        <w:t>geocoding_lookup</w:t>
-      </w:r>
-      <w:r>
-        <w:t xml:space="preserve">), and </w:t>
-      </w:r>
-      <w:r>
-        <w:rPr>
-          <w:b/>
-        </w:rPr>
-        <w:t>compliance</w:t>
-      </w:r>
-      <w:r>
-        <w:t xml:space="preserve"> (</w:t>
-      </w:r>
-      <w:r>
-        <w:rPr>
-          <w:rFonts w:ascii="Consolas" w:hAnsi="Consolas"/>
-          <w:color w:val="6A0DAD"/>
-          <w:sz w:val="18"/>
-        </w:rPr>
-        <w:t>dnc_registry</w:t>
-      </w:r>
-      <w:r>
-        <w:t xml:space="preserve">, </w:t>
-      </w:r>
-      <w:r>
-        <w:rPr>
-          <w:rFonts w:ascii="Consolas" w:hAnsi="Consolas"/>
-          <w:color w:val="6A0DAD"/>
-          <w:sz w:val="18"/>
-        </w:rPr>
-        <w:t>idx_display_rule</w:t>
-      </w:r>
-      <w:r>
-        <w:t>).</w:t>
-      </w:r>
-    </w:p>
-    <w:p>
-      <w:r>
-        <w:t xml:space="preserve">Tables follow a consistent naming convention: most listing-related tables share a </w:t>
-      </w:r>
-      <w:r>
-        <w:rPr>
-          <w:rFonts w:ascii="Consolas" w:hAnsi="Consolas"/>
-          <w:color w:val="6A0DAD"/>
-          <w:sz w:val="18"/>
-        </w:rPr>
-        <w:t>listing_</w:t>
-      </w:r>
-      <w:r>
-        <w:t xml:space="preserve"> prefix and join back to the core </w:t>
-      </w:r>
-      <w:r>
-        <w:rPr>
-          <w:rFonts w:ascii="Consolas" w:hAnsi="Consolas"/>
-          <w:color w:val="6A0DAD"/>
-          <w:sz w:val="18"/>
-        </w:rPr>
-        <w:t>listing</w:t>
-      </w:r>
-      <w:r>
-        <w:t xml:space="preserve"> table via a </w:t>
-      </w:r>
-      <w:r>
-        <w:rPr>
-          <w:rFonts w:ascii="Consolas" w:hAnsi="Consolas"/>
-          <w:color w:val="6A0DAD"/>
-          <w:sz w:val="18"/>
-        </w:rPr>
-        <w:t>listing_id</w:t>
-      </w:r>
-      <w:r>
-        <w:t xml:space="preserve"> column, though these relationships are enforced by application code rather than database-level foreign keys. Several tables follow a partition-like naming pattern — </w:t>
-      </w:r>
-      <w:r>
-        <w:rPr>
-          <w:rFonts w:ascii="Consolas" w:hAnsi="Consolas"/>
-          <w:color w:val="6A0DAD"/>
-          <w:sz w:val="18"/>
-        </w:rPr>
-        <w:t>listing_p_active</w:t>
-      </w:r>
-      <w:r>
-        <w:t xml:space="preserve">, </w:t>
-      </w:r>
-      <w:r>
-        <w:rPr>
-          <w:rFonts w:ascii="Consolas" w:hAnsi="Consolas"/>
-          <w:color w:val="6A0DAD"/>
-          <w:sz w:val="18"/>
-        </w:rPr>
-        <w:t>listing_p_inactive</w:t>
-      </w:r>
-      <w:r>
-        <w:t xml:space="preserve">, </w:t>
-      </w:r>
-      <w:r>
-        <w:rPr>
-          <w:rFonts w:ascii="Consolas" w:hAnsi="Consolas"/>
-          <w:color w:val="6A0DAD"/>
-          <w:sz w:val="18"/>
-        </w:rPr>
-        <w:t>listing_p_sold</w:t>
-      </w:r>
-      <w:r>
-        <w:t xml:space="preserve"> — indicating range-partitioning by listing status, confirmed by the </w:t>
-      </w:r>
-      <w:r>
-        <w:rPr>
-          <w:rFonts w:ascii="Consolas" w:hAnsi="Consolas"/>
-          <w:color w:val="6A0DAD"/>
-          <w:sz w:val="18"/>
-        </w:rPr>
-        <w:t>listing</w:t>
-      </w:r>
-      <w:r>
-        <w:t xml:space="preserve"> table's own </w:t>
-      </w:r>
-      <w:r>
-        <w:rPr>
-          <w:rFonts w:ascii="Consolas" w:hAnsi="Consolas"/>
-          <w:color w:val="6A0DAD"/>
-          <w:sz w:val="18"/>
-        </w:rPr>
-        <w:t>pg_description</w:t>
-      </w:r>
-      <w:r>
-        <w:t xml:space="preserve"> comment. Lookup/reference tables such as </w:t>
-      </w:r>
-      <w:r>
-        <w:rPr>
-          <w:rFonts w:ascii="Consolas" w:hAnsi="Consolas"/>
-          <w:color w:val="6A0DAD"/>
-          <w:sz w:val="18"/>
-        </w:rPr>
-        <w:t>listing_status</w:t>
-      </w:r>
-      <w:r>
-        <w:t xml:space="preserve">, </w:t>
-      </w:r>
-      <w:r>
-        <w:rPr>
-          <w:rFonts w:ascii="Consolas" w:hAnsi="Consolas"/>
-          <w:color w:val="6A0DAD"/>
-          <w:sz w:val="18"/>
-        </w:rPr>
-        <w:t>listing_category</w:t>
-      </w:r>
-      <w:r>
-        <w:t xml:space="preserve">, </w:t>
-      </w:r>
-      <w:r>
-        <w:rPr>
-          <w:rFonts w:ascii="Consolas" w:hAnsi="Consolas"/>
-          <w:color w:val="6A0DAD"/>
-          <w:sz w:val="18"/>
-        </w:rPr>
-        <w:t>listing_property_type</w:t>
-      </w:r>
-      <w:r>
-        <w:t xml:space="preserve">, and </w:t>
-      </w:r>
-      <w:r>
-        <w:rPr>
-          <w:rFonts w:ascii="Consolas" w:hAnsi="Consolas"/>
-          <w:color w:val="6A0DAD"/>
-          <w:sz w:val="18"/>
-        </w:rPr>
-        <w:t>listing_property_sub_type</w:t>
-      </w:r>
-      <w:r>
-        <w:t xml:space="preserve"> provide the standardized code lists that classify listings for search and display.</w:t>
-      </w:r>
-    </w:p>
-    <w:p>
-      <w:r>
-        <w:t>The ETL pipeline is served by a dedicated set of tables (</w:t>
-      </w:r>
-      <w:r>
-        <w:rPr>
-          <w:rFonts w:ascii="Consolas" w:hAnsi="Consolas"/>
-          <w:color w:val="6A0DAD"/>
-          <w:sz w:val="18"/>
-        </w:rPr>
-        <w:t>etl_listing_batch</w:t>
-      </w:r>
-      <w:r>
-        <w:t xml:space="preserve">, </w:t>
-      </w:r>
-      <w:r>
-        <w:rPr>
-          <w:rFonts w:ascii="Consolas" w:hAnsi="Consolas"/>
-          <w:color w:val="6A0DAD"/>
-          <w:sz w:val="18"/>
-        </w:rPr>
-        <w:t>etl_listing_batch_raw</w:t>
-      </w:r>
-      <w:r>
-        <w:t xml:space="preserve">, </w:t>
-      </w:r>
-      <w:r>
-        <w:rPr>
-          <w:rFonts w:ascii="Consolas" w:hAnsi="Consolas"/>
-          <w:color w:val="6A0DAD"/>
-          <w:sz w:val="18"/>
-        </w:rPr>
-        <w:t>etl_listing_batch_event</w:t>
-      </w:r>
-      <w:r>
-        <w:t xml:space="preserve">, and others) that track ingestion runs, raw payloads, processing events, and error states. A </w:t>
-      </w:r>
-      <w:r>
-        <w:rPr>
-          <w:rFonts w:ascii="Consolas" w:hAnsi="Consolas"/>
-          <w:color w:val="6A0DAD"/>
-          <w:sz w:val="18"/>
-        </w:rPr>
-        <w:t>listing_change</w:t>
-      </w:r>
-      <w:r>
-        <w:t xml:space="preserve"> table captures listing mutations eligible for inclusion in bonded listing alerts. Compliance is handled through </w:t>
-      </w:r>
-      <w:r>
-        <w:rPr>
-          <w:rFonts w:ascii="Consolas" w:hAnsi="Consolas"/>
-          <w:color w:val="6A0DAD"/>
-          <w:sz w:val="18"/>
-        </w:rPr>
-        <w:t>dnc_registry</w:t>
-      </w:r>
-      <w:r>
-        <w:t xml:space="preserve"> (Do-Not-Call phone number registry with per-jurisdiction flags) and </w:t>
-      </w:r>
-      <w:r>
-        <w:rPr>
-          <w:rFonts w:ascii="Consolas" w:hAnsi="Consolas"/>
-          <w:color w:val="6A0DAD"/>
-          <w:sz w:val="18"/>
-        </w:rPr>
-        <w:t>idx_display_rule</w:t>
-      </w:r>
-      <w:r>
-        <w:t xml:space="preserve"> (IDX compliance display rules governing how listing data can be shown to consumers). Geographic support comes from </w:t>
-      </w:r>
-      <w:r>
-        <w:rPr>
-          <w:rFonts w:ascii="Consolas" w:hAnsi="Consolas"/>
-          <w:color w:val="6A0DAD"/>
-          <w:sz w:val="18"/>
-        </w:rPr>
-        <w:t>area</w:t>
-      </w:r>
-      <w:r>
-        <w:t xml:space="preserve">, </w:t>
-      </w:r>
-      <w:r>
-        <w:rPr>
-          <w:rFonts w:ascii="Consolas" w:hAnsi="Consolas"/>
-          <w:color w:val="6A0DAD"/>
-          <w:sz w:val="18"/>
-        </w:rPr>
-        <w:t>source_area</w:t>
-      </w:r>
-      <w:r>
-        <w:t xml:space="preserve">, </w:t>
-      </w:r>
-      <w:r>
-        <w:rPr>
-          <w:rFonts w:ascii="Consolas" w:hAnsi="Consolas"/>
-          <w:color w:val="6A0DAD"/>
-          <w:sz w:val="18"/>
-        </w:rPr>
-        <w:t>geocoding_lookup</w:t>
-      </w:r>
-      <w:r>
-        <w:t>, and related tables that store area hierarchies, autocomplete configurations, and cached geocoding provider responses.</w:t>
-      </w:r>
-    </w:p>
-    <w:p>
-      <w:r>
-        <w:t xml:space="preserve">The schema also contains a substantial number of </w:t>
-      </w:r>
-      <w:r>
-        <w:rPr>
-          <w:b/>
-        </w:rPr>
-        <w:t>non-core tables</w:t>
-      </w:r>
-      <w:r>
-        <w:t xml:space="preserve"> (~50) used for ETL staging (</w:t>
-      </w:r>
-      <w:r>
-        <w:rPr>
-          <w:rFonts w:ascii="Consolas" w:hAnsi="Consolas"/>
-          <w:color w:val="6A0DAD"/>
-          <w:sz w:val="18"/>
-        </w:rPr>
-        <w:t>etl_*</w:t>
-      </w:r>
-      <w:r>
-        <w:t>), temporary/test workloads (</w:t>
-      </w:r>
-      <w:r>
-        <w:rPr>
-          <w:rFonts w:ascii="Consolas" w:hAnsi="Consolas"/>
-          <w:color w:val="6A0DAD"/>
-          <w:sz w:val="18"/>
-        </w:rPr>
-        <w:t>temp_*</w:t>
-      </w:r>
-      <w:r>
-        <w:t xml:space="preserve">, </w:t>
-      </w:r>
-      <w:r>
-        <w:rPr>
-          <w:rFonts w:ascii="Consolas" w:hAnsi="Consolas"/>
-          <w:color w:val="6A0DAD"/>
-          <w:sz w:val="18"/>
-        </w:rPr>
-        <w:t>test_*</w:t>
-      </w:r>
-      <w:r>
-        <w:t>), legacy migration (</w:t>
-      </w:r>
-      <w:r>
-        <w:rPr>
-          <w:rFonts w:ascii="Consolas" w:hAnsi="Consolas"/>
-          <w:color w:val="6A0DAD"/>
-          <w:sz w:val="18"/>
-        </w:rPr>
-        <w:t>ctmp_*</w:t>
-      </w:r>
-      <w:r>
-        <w:t xml:space="preserve">, </w:t>
-      </w:r>
-      <w:r>
-        <w:rPr>
-          <w:rFonts w:ascii="Consolas" w:hAnsi="Consolas"/>
-          <w:color w:val="6A0DAD"/>
-          <w:sz w:val="18"/>
-        </w:rPr>
-        <w:t>ctmp2_*</w:t>
-      </w:r>
-      <w:r>
-        <w:t>), backup snapshots (</w:t>
-      </w:r>
-      <w:r>
-        <w:rPr>
-          <w:rFonts w:ascii="Consolas" w:hAnsi="Consolas"/>
-          <w:color w:val="6A0DAD"/>
-          <w:sz w:val="18"/>
-        </w:rPr>
-        <w:t>*_backup</w:t>
-      </w:r>
-      <w:r>
-        <w:t xml:space="preserve">, </w:t>
-      </w:r>
-      <w:r>
-        <w:rPr>
-          <w:rFonts w:ascii="Consolas" w:hAnsi="Consolas"/>
-          <w:color w:val="6A0DAD"/>
-          <w:sz w:val="18"/>
-        </w:rPr>
-        <w:t>*_bck</w:t>
-      </w:r>
-      <w:r>
-        <w:t>), and PostgreSQL benchmarking (</w:t>
-      </w:r>
-      <w:r>
-        <w:rPr>
-          <w:rFonts w:ascii="Consolas" w:hAnsi="Consolas"/>
-          <w:color w:val="6A0DAD"/>
-          <w:sz w:val="18"/>
-        </w:rPr>
-        <w:t>pgbench_*</w:t>
-      </w:r>
-      <w:r>
-        <w:t>). These are documented but grouped separately from the active data model.</w:t>
-      </w:r>
-    </w:p>
-    <w:p>
-      <w:pPr>
-        <w:pStyle w:val="Heading3"/>
-      </w:pPr>
-      <w:r>
-        <w:t>idx_config Schema</w:t>
-      </w:r>
-    </w:p>
-    <w:p>
-      <w:r>
-        <w:t xml:space="preserve">The </w:t>
+        <w:t xml:space="preserve"> before the </w:t>
       </w:r>
       <w:r>
         <w:rPr>
@@ -760,157 +1759,15 @@
         <w:t>idx_config</w:t>
       </w:r>
       <w:r>
-        <w:t xml:space="preserve"> schema holds </w:t>
-      </w:r>
-      <w:r>
-        <w:rPr>
-          <w:b/>
-        </w:rPr>
-        <w:t>4 small lookup/configuration tables</w:t>
-      </w:r>
-      <w:r>
-        <w:t xml:space="preserve"> used to validate and normalize incoming MLS listing data during ingestion. Its tables define:</w:t>
-      </w:r>
-    </w:p>
-    <w:p>
-      <w:pPr>
-        <w:pStyle w:val="ListBullet"/>
-      </w:pPr>
-      <w:r>
-        <w:t>Regular expressions for validating MLS numbers per data source (</w:t>
-      </w:r>
-      <w:r>
-        <w:rPr>
-          <w:rFonts w:ascii="Consolas" w:hAnsi="Consolas"/>
-          <w:color w:val="6A0DAD"/>
-          <w:sz w:val="18"/>
-        </w:rPr>
-        <w:t>listing_mls_number_regex</w:t>
-      </w:r>
-      <w:r>
-        <w:t>).</w:t>
-      </w:r>
-    </w:p>
-    <w:p>
-      <w:pPr>
-        <w:pStyle w:val="ListBullet"/>
-      </w:pPr>
-      <w:r>
-        <w:t>Standardized property type and sub-type mappings from source-specific codes to internal classification flags (</w:t>
-      </w:r>
-      <w:r>
-        <w:rPr>
-          <w:rFonts w:ascii="Consolas" w:hAnsi="Consolas"/>
-          <w:color w:val="6A0DAD"/>
-          <w:sz w:val="18"/>
-        </w:rPr>
-        <w:t>listing_property_type</w:t>
-      </w:r>
-      <w:r>
-        <w:t>).</w:t>
-      </w:r>
-    </w:p>
-    <w:p>
-      <w:pPr>
-        <w:pStyle w:val="ListBullet"/>
-      </w:pPr>
-      <w:r>
-        <w:t>School type code mappings between MLS-native and internal values (</w:t>
-      </w:r>
-      <w:r>
-        <w:rPr>
-          <w:rFonts w:ascii="Consolas" w:hAnsi="Consolas"/>
-          <w:color w:val="6A0DAD"/>
-          <w:sz w:val="18"/>
-        </w:rPr>
-        <w:t>listing_school_type</w:t>
-      </w:r>
-      <w:r>
-        <w:t xml:space="preserve">, </w:t>
-      </w:r>
-      <w:r>
-        <w:rPr>
-          <w:rFonts w:ascii="Consolas" w:hAnsi="Consolas"/>
-          <w:color w:val="6A0DAD"/>
-          <w:sz w:val="18"/>
-        </w:rPr>
-        <w:t>ylopo_school_type</w:t>
-      </w:r>
-      <w:r>
-        <w:t>).</w:t>
-      </w:r>
-    </w:p>
-    <w:p>
-      <w:r>
-        <w:t xml:space="preserve">Unlike the </w:t>
-      </w:r>
-      <w:r>
-        <w:rPr>
-          <w:rFonts w:ascii="Consolas" w:hAnsi="Consolas"/>
-          <w:color w:val="6A0DAD"/>
-          <w:sz w:val="18"/>
-        </w:rPr>
-        <w:t>public</w:t>
-      </w:r>
-      <w:r>
-        <w:t xml:space="preserve"> schema, </w:t>
-      </w:r>
-      <w:r>
-        <w:rPr>
-          <w:rFonts w:ascii="Consolas" w:hAnsi="Consolas"/>
-          <w:color w:val="6A0DAD"/>
-          <w:sz w:val="18"/>
-        </w:rPr>
-        <w:t>idx_config</w:t>
-      </w:r>
-      <w:r>
-        <w:t xml:space="preserve"> does enforce referential integrity: </w:t>
-      </w:r>
-      <w:r>
-        <w:rPr>
-          <w:rFonts w:ascii="Consolas" w:hAnsi="Consolas"/>
-          <w:color w:val="6A0DAD"/>
-          <w:sz w:val="18"/>
-        </w:rPr>
-        <w:t>listing_property_type</w:t>
-      </w:r>
-      <w:r>
-        <w:t xml:space="preserve"> has two cross-schema foreign keys referencing </w:t>
-      </w:r>
-      <w:r>
-        <w:rPr>
-          <w:rFonts w:ascii="Consolas" w:hAnsi="Consolas"/>
-          <w:color w:val="6A0DAD"/>
-          <w:sz w:val="18"/>
-        </w:rPr>
-        <w:t>public.listing_property_type(id)</w:t>
-      </w:r>
-      <w:r>
-        <w:t xml:space="preserve"> and </w:t>
-      </w:r>
-      <w:r>
-        <w:rPr>
-          <w:rFonts w:ascii="Consolas" w:hAnsi="Consolas"/>
-          <w:color w:val="6A0DAD"/>
-          <w:sz w:val="18"/>
-        </w:rPr>
-        <w:t>public.listing_property_sub_type(id)</w:t>
-      </w:r>
-      <w:r>
-        <w:t>, tying ingestion-time property classification back to the canonical lookup tables.</w:t>
-      </w:r>
-    </w:p>
-    <w:p>
-      <w:pPr>
-        <w:spacing w:before="120"/>
-      </w:pPr>
+        <w:t xml:space="preserve"> mapping row can reference it.</w:t>
+      </w:r>
     </w:p>
     <w:p>
       <w:pPr>
         <w:pStyle w:val="Heading2"/>
       </w:pPr>
       <w:r>
-        <w:t>Key Tables</w:t>
+        <w:t>5. Key Tables Reference</w:t>
       </w:r>
     </w:p>
     <w:p>
@@ -930,14 +1787,14 @@
         <w:tblLook w:firstColumn="1" w:firstRow="1" w:lastColumn="0" w:lastRow="0" w:noHBand="0" w:noVBand="1" w:val="04A0"/>
       </w:tblPr>
       <w:tblGrid>
-        <w:gridCol w:w="7181"/>
-        <w:gridCol w:w="7181"/>
-        <w:gridCol w:w="7181"/>
+        <w:gridCol w:w="3024"/>
+        <w:gridCol w:w="3024"/>
+        <w:gridCol w:w="3024"/>
       </w:tblGrid>
       <w:tr>
         <w:tc>
           <w:tcPr>
-            <w:tcW w:type="dxa" w:w="7181"/>
+            <w:tcW w:type="dxa" w:w="3024"/>
             <w:shd w:fill="1a1a2e"/>
           </w:tcPr>
           <w:p>
@@ -953,7 +1810,7 @@
         </w:tc>
         <w:tc>
           <w:tcPr>
-            <w:tcW w:type="dxa" w:w="7181"/>
+            <w:tcW w:type="dxa" w:w="3024"/>
             <w:shd w:fill="1a1a2e"/>
           </w:tcPr>
           <w:p>
@@ -969,7 +1826,7 @@
         </w:tc>
         <w:tc>
           <w:tcPr>
-            <w:tcW w:type="dxa" w:w="7181"/>
+            <w:tcW w:type="dxa" w:w="3024"/>
             <w:shd w:fill="1a1a2e"/>
           </w:tcPr>
           <w:p>
@@ -987,7 +1844,7 @@
       <w:tr>
         <w:tc>
           <w:tcPr>
-            <w:tcW w:type="dxa" w:w="7181"/>
+            <w:tcW w:type="dxa" w:w="3024"/>
           </w:tcPr>
           <w:p>
             <w:r>
@@ -1005,7 +1862,7 @@
         </w:tc>
         <w:tc>
           <w:tcPr>
-            <w:tcW w:type="dxa" w:w="7181"/>
+            <w:tcW w:type="dxa" w:w="3024"/>
           </w:tcPr>
           <w:p>
             <w:r>
@@ -1023,7 +1880,7 @@
         </w:tc>
         <w:tc>
           <w:tcPr>
-            <w:tcW w:type="dxa" w:w="7181"/>
+            <w:tcW w:type="dxa" w:w="3024"/>
           </w:tcPr>
           <w:p>
             <w:r>
@@ -1059,14 +1916,14 @@
         <w:tblLook w:firstColumn="1" w:firstRow="1" w:lastColumn="0" w:lastRow="0" w:noHBand="0" w:noVBand="1" w:val="04A0"/>
       </w:tblPr>
       <w:tblGrid>
-        <w:gridCol w:w="7181"/>
-        <w:gridCol w:w="7181"/>
-        <w:gridCol w:w="7181"/>
+        <w:gridCol w:w="3024"/>
+        <w:gridCol w:w="3024"/>
+        <w:gridCol w:w="3024"/>
       </w:tblGrid>
       <w:tr>
         <w:tc>
           <w:tcPr>
-            <w:tcW w:type="dxa" w:w="7181"/>
+            <w:tcW w:type="dxa" w:w="3024"/>
             <w:shd w:fill="1a1a2e"/>
           </w:tcPr>
           <w:p>
@@ -1082,7 +1939,7 @@
         </w:tc>
         <w:tc>
           <w:tcPr>
-            <w:tcW w:type="dxa" w:w="7181"/>
+            <w:tcW w:type="dxa" w:w="3024"/>
             <w:shd w:fill="1a1a2e"/>
           </w:tcPr>
           <w:p>
@@ -1098,7 +1955,7 @@
         </w:tc>
         <w:tc>
           <w:tcPr>
-            <w:tcW w:type="dxa" w:w="7181"/>
+            <w:tcW w:type="dxa" w:w="3024"/>
             <w:shd w:fill="1a1a2e"/>
           </w:tcPr>
           <w:p>
@@ -1116,7 +1973,7 @@
       <w:tr>
         <w:tc>
           <w:tcPr>
-            <w:tcW w:type="dxa" w:w="7181"/>
+            <w:tcW w:type="dxa" w:w="3024"/>
           </w:tcPr>
           <w:p>
             <w:r>
@@ -1134,7 +1991,7 @@
         </w:tc>
         <w:tc>
           <w:tcPr>
-            <w:tcW w:type="dxa" w:w="7181"/>
+            <w:tcW w:type="dxa" w:w="3024"/>
           </w:tcPr>
           <w:p>
             <w:r>
@@ -1152,7 +2009,7 @@
         </w:tc>
         <w:tc>
           <w:tcPr>
-            <w:tcW w:type="dxa" w:w="7181"/>
+            <w:tcW w:type="dxa" w:w="3024"/>
           </w:tcPr>
           <w:p>
             <w:r>
@@ -1228,7 +2085,7 @@
       <w:tr>
         <w:tc>
           <w:tcPr>
-            <w:tcW w:type="dxa" w:w="7181"/>
+            <w:tcW w:type="dxa" w:w="3024"/>
             <w:shd w:fill="f0f4fa"/>
           </w:tcPr>
           <w:p>
@@ -1247,7 +2104,7 @@
         </w:tc>
         <w:tc>
           <w:tcPr>
-            <w:tcW w:type="dxa" w:w="7181"/>
+            <w:tcW w:type="dxa" w:w="3024"/>
             <w:shd w:fill="f0f4fa"/>
           </w:tcPr>
           <w:p>
@@ -1266,7 +2123,7 @@
         </w:tc>
         <w:tc>
           <w:tcPr>
-            <w:tcW w:type="dxa" w:w="7181"/>
+            <w:tcW w:type="dxa" w:w="3024"/>
             <w:shd w:fill="f0f4fa"/>
           </w:tcPr>
           <w:p>
@@ -1301,7 +2158,7 @@
       <w:tr>
         <w:tc>
           <w:tcPr>
-            <w:tcW w:type="dxa" w:w="7181"/>
+            <w:tcW w:type="dxa" w:w="3024"/>
           </w:tcPr>
           <w:p>
             <w:r>
@@ -1319,7 +2176,7 @@
         </w:tc>
         <w:tc>
           <w:tcPr>
-            <w:tcW w:type="dxa" w:w="7181"/>
+            <w:tcW w:type="dxa" w:w="3024"/>
           </w:tcPr>
           <w:p>
             <w:r>
@@ -1337,7 +2194,7 @@
         </w:tc>
         <w:tc>
           <w:tcPr>
-            <w:tcW w:type="dxa" w:w="7181"/>
+            <w:tcW w:type="dxa" w:w="3024"/>
           </w:tcPr>
           <w:p>
             <w:r>
@@ -1387,14 +2244,14 @@
         <w:tblLook w:firstColumn="1" w:firstRow="1" w:lastColumn="0" w:lastRow="0" w:noHBand="0" w:noVBand="1" w:val="04A0"/>
       </w:tblPr>
       <w:tblGrid>
-        <w:gridCol w:w="7181"/>
-        <w:gridCol w:w="7181"/>
-        <w:gridCol w:w="7181"/>
+        <w:gridCol w:w="3024"/>
+        <w:gridCol w:w="3024"/>
+        <w:gridCol w:w="3024"/>
       </w:tblGrid>
       <w:tr>
         <w:tc>
           <w:tcPr>
-            <w:tcW w:type="dxa" w:w="7181"/>
+            <w:tcW w:type="dxa" w:w="3024"/>
             <w:shd w:fill="1a1a2e"/>
           </w:tcPr>
           <w:p>
@@ -1410,7 +2267,7 @@
         </w:tc>
         <w:tc>
           <w:tcPr>
-            <w:tcW w:type="dxa" w:w="7181"/>
+            <w:tcW w:type="dxa" w:w="3024"/>
             <w:shd w:fill="1a1a2e"/>
           </w:tcPr>
           <w:p>
@@ -1426,7 +2283,7 @@
         </w:tc>
         <w:tc>
           <w:tcPr>
-            <w:tcW w:type="dxa" w:w="7181"/>
+            <w:tcW w:type="dxa" w:w="3024"/>
             <w:shd w:fill="1a1a2e"/>
           </w:tcPr>
           <w:p>
@@ -1444,7 +2301,7 @@
       <w:tr>
         <w:tc>
           <w:tcPr>
-            <w:tcW w:type="dxa" w:w="7181"/>
+            <w:tcW w:type="dxa" w:w="3024"/>
           </w:tcPr>
           <w:p>
             <w:r>
@@ -1462,7 +2319,7 @@
         </w:tc>
         <w:tc>
           <w:tcPr>
-            <w:tcW w:type="dxa" w:w="7181"/>
+            <w:tcW w:type="dxa" w:w="3024"/>
           </w:tcPr>
           <w:p>
             <w:r>
@@ -1480,7 +2337,7 @@
         </w:tc>
         <w:tc>
           <w:tcPr>
-            <w:tcW w:type="dxa" w:w="7181"/>
+            <w:tcW w:type="dxa" w:w="3024"/>
           </w:tcPr>
           <w:p>
             <w:r>
@@ -1500,7 +2357,7 @@
       <w:tr>
         <w:tc>
           <w:tcPr>
-            <w:tcW w:type="dxa" w:w="7181"/>
+            <w:tcW w:type="dxa" w:w="3024"/>
             <w:shd w:fill="f0f4fa"/>
           </w:tcPr>
           <w:p>
@@ -1519,7 +2376,7 @@
         </w:tc>
         <w:tc>
           <w:tcPr>
-            <w:tcW w:type="dxa" w:w="7181"/>
+            <w:tcW w:type="dxa" w:w="3024"/>
             <w:shd w:fill="f0f4fa"/>
           </w:tcPr>
           <w:p>
@@ -1538,7 +2395,7 @@
         </w:tc>
         <w:tc>
           <w:tcPr>
-            <w:tcW w:type="dxa" w:w="7181"/>
+            <w:tcW w:type="dxa" w:w="3024"/>
             <w:shd w:fill="f0f4fa"/>
           </w:tcPr>
           <w:p>
@@ -1573,7 +2430,7 @@
       <w:tr>
         <w:tc>
           <w:tcPr>
-            <w:tcW w:type="dxa" w:w="7181"/>
+            <w:tcW w:type="dxa" w:w="3024"/>
           </w:tcPr>
           <w:p>
             <w:r>
@@ -1591,7 +2448,7 @@
         </w:tc>
         <w:tc>
           <w:tcPr>
-            <w:tcW w:type="dxa" w:w="7181"/>
+            <w:tcW w:type="dxa" w:w="3024"/>
           </w:tcPr>
           <w:p>
             <w:r>
@@ -1609,7 +2466,7 @@
         </w:tc>
         <w:tc>
           <w:tcPr>
-            <w:tcW w:type="dxa" w:w="7181"/>
+            <w:tcW w:type="dxa" w:w="3024"/>
           </w:tcPr>
           <w:p>
             <w:r>
@@ -1629,7 +2486,7 @@
       <w:tr>
         <w:tc>
           <w:tcPr>
-            <w:tcW w:type="dxa" w:w="7181"/>
+            <w:tcW w:type="dxa" w:w="3024"/>
             <w:shd w:fill="f0f4fa"/>
           </w:tcPr>
           <w:p>
@@ -1648,7 +2505,7 @@
         </w:tc>
         <w:tc>
           <w:tcPr>
-            <w:tcW w:type="dxa" w:w="7181"/>
+            <w:tcW w:type="dxa" w:w="3024"/>
             <w:shd w:fill="f0f4fa"/>
           </w:tcPr>
           <w:p>
@@ -1667,7 +2524,7 @@
         </w:tc>
         <w:tc>
           <w:tcPr>
-            <w:tcW w:type="dxa" w:w="7181"/>
+            <w:tcW w:type="dxa" w:w="3024"/>
             <w:shd w:fill="f0f4fa"/>
           </w:tcPr>
           <w:p>
@@ -1704,14 +2561,14 @@
         <w:tblLook w:firstColumn="1" w:firstRow="1" w:lastColumn="0" w:lastRow="0" w:noHBand="0" w:noVBand="1" w:val="04A0"/>
       </w:tblPr>
       <w:tblGrid>
-        <w:gridCol w:w="7181"/>
-        <w:gridCol w:w="7181"/>
-        <w:gridCol w:w="7181"/>
+        <w:gridCol w:w="3024"/>
+        <w:gridCol w:w="3024"/>
+        <w:gridCol w:w="3024"/>
       </w:tblGrid>
       <w:tr>
         <w:tc>
           <w:tcPr>
-            <w:tcW w:type="dxa" w:w="7181"/>
+            <w:tcW w:type="dxa" w:w="3024"/>
             <w:shd w:fill="1a1a2e"/>
           </w:tcPr>
           <w:p>
@@ -1727,7 +2584,7 @@
         </w:tc>
         <w:tc>
           <w:tcPr>
-            <w:tcW w:type="dxa" w:w="7181"/>
+            <w:tcW w:type="dxa" w:w="3024"/>
             <w:shd w:fill="1a1a2e"/>
           </w:tcPr>
           <w:p>
@@ -1743,7 +2600,7 @@
         </w:tc>
         <w:tc>
           <w:tcPr>
-            <w:tcW w:type="dxa" w:w="7181"/>
+            <w:tcW w:type="dxa" w:w="3024"/>
             <w:shd w:fill="1a1a2e"/>
           </w:tcPr>
           <w:p>
@@ -1761,7 +2618,7 @@
       <w:tr>
         <w:tc>
           <w:tcPr>
-            <w:tcW w:type="dxa" w:w="7181"/>
+            <w:tcW w:type="dxa" w:w="3024"/>
           </w:tcPr>
           <w:p>
             <w:r>
@@ -1779,7 +2636,7 @@
         </w:tc>
         <w:tc>
           <w:tcPr>
-            <w:tcW w:type="dxa" w:w="7181"/>
+            <w:tcW w:type="dxa" w:w="3024"/>
           </w:tcPr>
           <w:p>
             <w:r>
@@ -1797,7 +2654,7 @@
         </w:tc>
         <w:tc>
           <w:tcPr>
-            <w:tcW w:type="dxa" w:w="7181"/>
+            <w:tcW w:type="dxa" w:w="3024"/>
           </w:tcPr>
           <w:p>
             <w:r>
@@ -1831,7 +2688,7 @@
       <w:tr>
         <w:tc>
           <w:tcPr>
-            <w:tcW w:type="dxa" w:w="7181"/>
+            <w:tcW w:type="dxa" w:w="3024"/>
             <w:shd w:fill="f0f4fa"/>
           </w:tcPr>
           <w:p>
@@ -1850,7 +2707,7 @@
         </w:tc>
         <w:tc>
           <w:tcPr>
-            <w:tcW w:type="dxa" w:w="7181"/>
+            <w:tcW w:type="dxa" w:w="3024"/>
             <w:shd w:fill="f0f4fa"/>
           </w:tcPr>
           <w:p>
@@ -1869,7 +2726,7 @@
         </w:tc>
         <w:tc>
           <w:tcPr>
-            <w:tcW w:type="dxa" w:w="7181"/>
+            <w:tcW w:type="dxa" w:w="3024"/>
             <w:shd w:fill="f0f4fa"/>
           </w:tcPr>
           <w:p>
@@ -1904,7 +2761,7 @@
       <w:tr>
         <w:tc>
           <w:tcPr>
-            <w:tcW w:type="dxa" w:w="7181"/>
+            <w:tcW w:type="dxa" w:w="3024"/>
           </w:tcPr>
           <w:p>
             <w:r>
@@ -1922,7 +2779,7 @@
         </w:tc>
         <w:tc>
           <w:tcPr>
-            <w:tcW w:type="dxa" w:w="7181"/>
+            <w:tcW w:type="dxa" w:w="3024"/>
           </w:tcPr>
           <w:p>
             <w:r>
@@ -1940,7 +2797,7 @@
         </w:tc>
         <w:tc>
           <w:tcPr>
-            <w:tcW w:type="dxa" w:w="7181"/>
+            <w:tcW w:type="dxa" w:w="3024"/>
           </w:tcPr>
           <w:p>
             <w:r>
@@ -1960,7 +2817,7 @@
       <w:tr>
         <w:tc>
           <w:tcPr>
-            <w:tcW w:type="dxa" w:w="7181"/>
+            <w:tcW w:type="dxa" w:w="3024"/>
             <w:shd w:fill="f0f4fa"/>
           </w:tcPr>
           <w:p>
@@ -1979,7 +2836,7 @@
         </w:tc>
         <w:tc>
           <w:tcPr>
-            <w:tcW w:type="dxa" w:w="7181"/>
+            <w:tcW w:type="dxa" w:w="3024"/>
             <w:shd w:fill="f0f4fa"/>
           </w:tcPr>
           <w:p>
@@ -1998,7 +2855,7 @@
         </w:tc>
         <w:tc>
           <w:tcPr>
-            <w:tcW w:type="dxa" w:w="7181"/>
+            <w:tcW w:type="dxa" w:w="3024"/>
             <w:shd w:fill="f0f4fa"/>
           </w:tcPr>
           <w:p>
@@ -2063,14 +2920,14 @@
         <w:tblLook w:firstColumn="1" w:firstRow="1" w:lastColumn="0" w:lastRow="0" w:noHBand="0" w:noVBand="1" w:val="04A0"/>
       </w:tblPr>
       <w:tblGrid>
-        <w:gridCol w:w="7181"/>
-        <w:gridCol w:w="7181"/>
-        <w:gridCol w:w="7181"/>
+        <w:gridCol w:w="3024"/>
+        <w:gridCol w:w="3024"/>
+        <w:gridCol w:w="3024"/>
       </w:tblGrid>
       <w:tr>
         <w:tc>
           <w:tcPr>
-            <w:tcW w:type="dxa" w:w="7181"/>
+            <w:tcW w:type="dxa" w:w="3024"/>
             <w:shd w:fill="1a1a2e"/>
           </w:tcPr>
           <w:p>
@@ -2086,7 +2943,7 @@
         </w:tc>
         <w:tc>
           <w:tcPr>
-            <w:tcW w:type="dxa" w:w="7181"/>
+            <w:tcW w:type="dxa" w:w="3024"/>
             <w:shd w:fill="1a1a2e"/>
           </w:tcPr>
           <w:p>
@@ -2102,7 +2959,7 @@
         </w:tc>
         <w:tc>
           <w:tcPr>
-            <w:tcW w:type="dxa" w:w="7181"/>
+            <w:tcW w:type="dxa" w:w="3024"/>
             <w:shd w:fill="1a1a2e"/>
           </w:tcPr>
           <w:p>
@@ -2120,7 +2977,7 @@
       <w:tr>
         <w:tc>
           <w:tcPr>
-            <w:tcW w:type="dxa" w:w="7181"/>
+            <w:tcW w:type="dxa" w:w="3024"/>
           </w:tcPr>
           <w:p>
             <w:r>
@@ -2138,7 +2995,7 @@
         </w:tc>
         <w:tc>
           <w:tcPr>
-            <w:tcW w:type="dxa" w:w="7181"/>
+            <w:tcW w:type="dxa" w:w="3024"/>
           </w:tcPr>
           <w:p>
             <w:r>
@@ -2156,7 +3013,7 @@
         </w:tc>
         <w:tc>
           <w:tcPr>
-            <w:tcW w:type="dxa" w:w="7181"/>
+            <w:tcW w:type="dxa" w:w="3024"/>
           </w:tcPr>
           <w:p>
             <w:r>
@@ -2176,7 +3033,7 @@
       <w:tr>
         <w:tc>
           <w:tcPr>
-            <w:tcW w:type="dxa" w:w="7181"/>
+            <w:tcW w:type="dxa" w:w="3024"/>
             <w:shd w:fill="f0f4fa"/>
           </w:tcPr>
           <w:p>
@@ -2195,7 +3052,7 @@
         </w:tc>
         <w:tc>
           <w:tcPr>
-            <w:tcW w:type="dxa" w:w="7181"/>
+            <w:tcW w:type="dxa" w:w="3024"/>
             <w:shd w:fill="f0f4fa"/>
           </w:tcPr>
           <w:p>
@@ -2214,7 +3071,7 @@
         </w:tc>
         <w:tc>
           <w:tcPr>
-            <w:tcW w:type="dxa" w:w="7181"/>
+            <w:tcW w:type="dxa" w:w="3024"/>
             <w:shd w:fill="f0f4fa"/>
           </w:tcPr>
           <w:p>
@@ -2235,7 +3092,7 @@
       <w:tr>
         <w:tc>
           <w:tcPr>
-            <w:tcW w:type="dxa" w:w="7181"/>
+            <w:tcW w:type="dxa" w:w="3024"/>
           </w:tcPr>
           <w:p>
             <w:r>
@@ -2253,7 +3110,7 @@
         </w:tc>
         <w:tc>
           <w:tcPr>
-            <w:tcW w:type="dxa" w:w="7181"/>
+            <w:tcW w:type="dxa" w:w="3024"/>
           </w:tcPr>
           <w:p>
             <w:r>
@@ -2271,7 +3128,7 @@
         </w:tc>
         <w:tc>
           <w:tcPr>
-            <w:tcW w:type="dxa" w:w="7181"/>
+            <w:tcW w:type="dxa" w:w="3024"/>
           </w:tcPr>
           <w:p>
             <w:r>
@@ -2291,7 +3148,7 @@
       <w:tr>
         <w:tc>
           <w:tcPr>
-            <w:tcW w:type="dxa" w:w="7181"/>
+            <w:tcW w:type="dxa" w:w="3024"/>
             <w:shd w:fill="f0f4fa"/>
           </w:tcPr>
           <w:p>
@@ -2310,7 +3167,7 @@
         </w:tc>
         <w:tc>
           <w:tcPr>
-            <w:tcW w:type="dxa" w:w="7181"/>
+            <w:tcW w:type="dxa" w:w="3024"/>
             <w:shd w:fill="f0f4fa"/>
           </w:tcPr>
           <w:p>
@@ -2329,7 +3186,7 @@
         </w:tc>
         <w:tc>
           <w:tcPr>
-            <w:tcW w:type="dxa" w:w="7181"/>
+            <w:tcW w:type="dxa" w:w="3024"/>
             <w:shd w:fill="f0f4fa"/>
           </w:tcPr>
           <w:p>
@@ -2366,14 +3223,14 @@
         <w:tblLook w:firstColumn="1" w:firstRow="1" w:lastColumn="0" w:lastRow="0" w:noHBand="0" w:noVBand="1" w:val="04A0"/>
       </w:tblPr>
       <w:tblGrid>
-        <w:gridCol w:w="7181"/>
-        <w:gridCol w:w="7181"/>
-        <w:gridCol w:w="7181"/>
+        <w:gridCol w:w="3024"/>
+        <w:gridCol w:w="3024"/>
+        <w:gridCol w:w="3024"/>
       </w:tblGrid>
       <w:tr>
         <w:tc>
           <w:tcPr>
-            <w:tcW w:type="dxa" w:w="7181"/>
+            <w:tcW w:type="dxa" w:w="3024"/>
             <w:shd w:fill="1a1a2e"/>
           </w:tcPr>
           <w:p>
@@ -2389,7 +3246,7 @@
         </w:tc>
         <w:tc>
           <w:tcPr>
-            <w:tcW w:type="dxa" w:w="7181"/>
+            <w:tcW w:type="dxa" w:w="3024"/>
             <w:shd w:fill="1a1a2e"/>
           </w:tcPr>
           <w:p>
@@ -2405,7 +3262,7 @@
         </w:tc>
         <w:tc>
           <w:tcPr>
-            <w:tcW w:type="dxa" w:w="7181"/>
+            <w:tcW w:type="dxa" w:w="3024"/>
             <w:shd w:fill="1a1a2e"/>
           </w:tcPr>
           <w:p>
@@ -2423,7 +3280,7 @@
       <w:tr>
         <w:tc>
           <w:tcPr>
-            <w:tcW w:type="dxa" w:w="7181"/>
+            <w:tcW w:type="dxa" w:w="3024"/>
           </w:tcPr>
           <w:p>
             <w:r>
@@ -2441,7 +3298,7 @@
         </w:tc>
         <w:tc>
           <w:tcPr>
-            <w:tcW w:type="dxa" w:w="7181"/>
+            <w:tcW w:type="dxa" w:w="3024"/>
           </w:tcPr>
           <w:p>
             <w:r>
@@ -2459,7 +3316,7 @@
         </w:tc>
         <w:tc>
           <w:tcPr>
-            <w:tcW w:type="dxa" w:w="7181"/>
+            <w:tcW w:type="dxa" w:w="3024"/>
           </w:tcPr>
           <w:p>
             <w:r>
@@ -2479,7 +3336,7 @@
       <w:tr>
         <w:tc>
           <w:tcPr>
-            <w:tcW w:type="dxa" w:w="7181"/>
+            <w:tcW w:type="dxa" w:w="3024"/>
             <w:shd w:fill="f0f4fa"/>
           </w:tcPr>
           <w:p>
@@ -2498,7 +3355,7 @@
         </w:tc>
         <w:tc>
           <w:tcPr>
-            <w:tcW w:type="dxa" w:w="7181"/>
+            <w:tcW w:type="dxa" w:w="3024"/>
             <w:shd w:fill="f0f4fa"/>
           </w:tcPr>
           <w:p>
@@ -2517,7 +3374,7 @@
         </w:tc>
         <w:tc>
           <w:tcPr>
-            <w:tcW w:type="dxa" w:w="7181"/>
+            <w:tcW w:type="dxa" w:w="3024"/>
             <w:shd w:fill="f0f4fa"/>
           </w:tcPr>
           <w:p>
@@ -2568,14 +3425,14 @@
         <w:tblLook w:firstColumn="1" w:firstRow="1" w:lastColumn="0" w:lastRow="0" w:noHBand="0" w:noVBand="1" w:val="04A0"/>
       </w:tblPr>
       <w:tblGrid>
-        <w:gridCol w:w="7181"/>
-        <w:gridCol w:w="7181"/>
-        <w:gridCol w:w="7181"/>
+        <w:gridCol w:w="3024"/>
+        <w:gridCol w:w="3024"/>
+        <w:gridCol w:w="3024"/>
       </w:tblGrid>
       <w:tr>
         <w:tc>
           <w:tcPr>
-            <w:tcW w:type="dxa" w:w="7181"/>
+            <w:tcW w:type="dxa" w:w="3024"/>
             <w:shd w:fill="1a1a2e"/>
           </w:tcPr>
           <w:p>
@@ -2591,7 +3448,7 @@
         </w:tc>
         <w:tc>
           <w:tcPr>
-            <w:tcW w:type="dxa" w:w="7181"/>
+            <w:tcW w:type="dxa" w:w="3024"/>
             <w:shd w:fill="1a1a2e"/>
           </w:tcPr>
           <w:p>
@@ -2607,7 +3464,7 @@
         </w:tc>
         <w:tc>
           <w:tcPr>
-            <w:tcW w:type="dxa" w:w="7181"/>
+            <w:tcW w:type="dxa" w:w="3024"/>
             <w:shd w:fill="1a1a2e"/>
           </w:tcPr>
           <w:p>
@@ -2625,7 +3482,7 @@
       <w:tr>
         <w:tc>
           <w:tcPr>
-            <w:tcW w:type="dxa" w:w="7181"/>
+            <w:tcW w:type="dxa" w:w="3024"/>
           </w:tcPr>
           <w:p>
             <w:r>
@@ -2643,7 +3500,7 @@
         </w:tc>
         <w:tc>
           <w:tcPr>
-            <w:tcW w:type="dxa" w:w="7181"/>
+            <w:tcW w:type="dxa" w:w="3024"/>
           </w:tcPr>
           <w:p>
             <w:r>
@@ -2661,7 +3518,7 @@
         </w:tc>
         <w:tc>
           <w:tcPr>
-            <w:tcW w:type="dxa" w:w="7181"/>
+            <w:tcW w:type="dxa" w:w="3024"/>
           </w:tcPr>
           <w:p>
             <w:r>
@@ -2681,7 +3538,7 @@
       <w:tr>
         <w:tc>
           <w:tcPr>
-            <w:tcW w:type="dxa" w:w="7181"/>
+            <w:tcW w:type="dxa" w:w="3024"/>
             <w:shd w:fill="f0f4fa"/>
           </w:tcPr>
           <w:p>
@@ -2700,7 +3557,7 @@
         </w:tc>
         <w:tc>
           <w:tcPr>
-            <w:tcW w:type="dxa" w:w="7181"/>
+            <w:tcW w:type="dxa" w:w="3024"/>
             <w:shd w:fill="f0f4fa"/>
           </w:tcPr>
           <w:p>
@@ -2719,7 +3576,7 @@
         </w:tc>
         <w:tc>
           <w:tcPr>
-            <w:tcW w:type="dxa" w:w="7181"/>
+            <w:tcW w:type="dxa" w:w="3024"/>
             <w:shd w:fill="f0f4fa"/>
           </w:tcPr>
           <w:p>
@@ -2741,15 +3598,266 @@
     <w:p/>
     <w:p>
       <w:pPr>
-        <w:spacing w:before="120"/>
+        <w:pStyle w:val="Heading2"/>
       </w:pPr>
+      <w:r>
+        <w:t>6. Non-Core &amp; Utility Tables</w:t>
+      </w:r>
+    </w:p>
+    <w:p>
+      <w:r>
+        <w:t xml:space="preserve">Approximately 50 of the 161 tables in </w:t>
+      </w:r>
+      <w:r>
+        <w:rPr>
+          <w:rFonts w:ascii="Consolas" w:hAnsi="Consolas"/>
+          <w:color w:val="6A0DAD"/>
+          <w:sz w:val="18"/>
+        </w:rPr>
+        <w:t>public</w:t>
+      </w:r>
+      <w:r>
+        <w:t xml:space="preserve"> are not part of the actively-maintained core data model. Understanding their role is important for capacity planning, maintenance operations, and schema cleanup.</w:t>
+      </w:r>
+    </w:p>
+    <w:p>
+      <w:pPr>
+        <w:pStyle w:val="Heading3"/>
+      </w:pPr>
+      <w:r>
+        <w:t>ETL Staging Tables</w:t>
+      </w:r>
+    </w:p>
+    <w:p>
+      <w:r>
+        <w:t xml:space="preserve">Eleven </w:t>
+      </w:r>
+      <w:r>
+        <w:rPr>
+          <w:rFonts w:ascii="Consolas" w:hAnsi="Consolas"/>
+          <w:color w:val="6A0DAD"/>
+          <w:sz w:val="18"/>
+        </w:rPr>
+        <w:t>etl_*</w:t>
+      </w:r>
+      <w:r>
+        <w:t xml:space="preserve"> tables support the ingestion pipeline: batch tracking, per-listing operation logs, error capture, notification management, time-dimensional aggregation, and test fixtures. These tables accumulate data continuously and are candidates for periodic truncation or archival once their retention window passes.</w:t>
+      </w:r>
+    </w:p>
+    <w:p>
+      <w:pPr>
+        <w:pStyle w:val="Heading3"/>
+      </w:pPr>
+      <w:r>
+        <w:t>Temporary &amp; Test Tables</w:t>
+      </w:r>
+    </w:p>
+    <w:p>
+      <w:r>
+        <w:t xml:space="preserve">Tables prefixed with </w:t>
+      </w:r>
+      <w:r>
+        <w:rPr>
+          <w:rFonts w:ascii="Consolas" w:hAnsi="Consolas"/>
+          <w:color w:val="6A0DAD"/>
+          <w:sz w:val="18"/>
+        </w:rPr>
+        <w:t>temp_</w:t>
+      </w:r>
+      <w:r>
+        <w:t xml:space="preserve"> or </w:t>
+      </w:r>
+      <w:r>
+        <w:rPr>
+          <w:rFonts w:ascii="Consolas" w:hAnsi="Consolas"/>
+          <w:color w:val="6A0DAD"/>
+          <w:sz w:val="18"/>
+        </w:rPr>
+        <w:t>test_</w:t>
+      </w:r>
+      <w:r>
+        <w:t xml:space="preserve"> (or suffixed </w:t>
+      </w:r>
+      <w:r>
+        <w:rPr>
+          <w:rFonts w:ascii="Consolas" w:hAnsi="Consolas"/>
+          <w:color w:val="6A0DAD"/>
+          <w:sz w:val="18"/>
+        </w:rPr>
+        <w:t>_test</w:t>
+      </w:r>
+      <w:r>
+        <w:t>) appear to be ad-hoc working tables created during development, debugging, or one-off data investigations. These typically mirror a subset of columns from core tables and may contain stale data.</w:t>
+      </w:r>
+    </w:p>
+    <w:p>
+      <w:pPr>
+        <w:pStyle w:val="Heading3"/>
+      </w:pPr>
+      <w:r>
+        <w:t>Legacy Migration Tables</w:t>
+      </w:r>
+    </w:p>
+    <w:p>
+      <w:r>
+        <w:t xml:space="preserve">Seven tables prefixed with </w:t>
+      </w:r>
+      <w:r>
+        <w:rPr>
+          <w:rFonts w:ascii="Consolas" w:hAnsi="Consolas"/>
+          <w:color w:val="6A0DAD"/>
+          <w:sz w:val="18"/>
+        </w:rPr>
+        <w:t>ctmp_</w:t>
+      </w:r>
+      <w:r>
+        <w:t xml:space="preserve"> or </w:t>
+      </w:r>
+      <w:r>
+        <w:rPr>
+          <w:rFonts w:ascii="Consolas" w:hAnsi="Consolas"/>
+          <w:color w:val="6A0DAD"/>
+          <w:sz w:val="18"/>
+        </w:rPr>
+        <w:t>ctmp2_</w:t>
+      </w:r>
+      <w:r>
+        <w:t xml:space="preserve"> are artifacts of a prior schema migration. Their naming suggests they were created as intermediate staging during a column restructuring or data backfill operation. They are likely safe to drop after confirming no active queries or scheduled jobs reference them.</w:t>
+      </w:r>
+    </w:p>
+    <w:p>
+      <w:pPr>
+        <w:pStyle w:val="Heading3"/>
+      </w:pPr>
+      <w:r>
+        <w:t>Backup &amp; Snapshot Tables</w:t>
+      </w:r>
+    </w:p>
+    <w:p>
+      <w:r>
+        <w:t xml:space="preserve">Tables containing </w:t>
+      </w:r>
+      <w:r>
+        <w:rPr>
+          <w:rFonts w:ascii="Consolas" w:hAnsi="Consolas"/>
+          <w:color w:val="6A0DAD"/>
+          <w:sz w:val="18"/>
+        </w:rPr>
+        <w:t>_backup</w:t>
+      </w:r>
+      <w:r>
+        <w:t xml:space="preserve"> or </w:t>
+      </w:r>
+      <w:r>
+        <w:rPr>
+          <w:rFonts w:ascii="Consolas" w:hAnsi="Consolas"/>
+          <w:color w:val="6A0DAD"/>
+          <w:sz w:val="18"/>
+        </w:rPr>
+        <w:t>_bck</w:t>
+      </w:r>
+      <w:r>
+        <w:t xml:space="preserve"> in their names are point-in-time snapshots of core tables, created before destructive data operations. Their retention value diminishes as the data ages.</w:t>
+      </w:r>
+    </w:p>
+    <w:p>
+      <w:pPr>
+        <w:pStyle w:val="Heading3"/>
+      </w:pPr>
+      <w:r>
+        <w:t>Benchmarking Tables</w:t>
+      </w:r>
+    </w:p>
+    <w:p>
+      <w:r>
+        <w:t xml:space="preserve">Four </w:t>
+      </w:r>
+      <w:r>
+        <w:rPr>
+          <w:rFonts w:ascii="Consolas" w:hAnsi="Consolas"/>
+          <w:color w:val="6A0DAD"/>
+          <w:sz w:val="18"/>
+        </w:rPr>
+        <w:t>pgbench_*</w:t>
+      </w:r>
+      <w:r>
+        <w:t xml:space="preserve"> tables (</w:t>
+      </w:r>
+      <w:r>
+        <w:rPr>
+          <w:rFonts w:ascii="Consolas" w:hAnsi="Consolas"/>
+          <w:color w:val="6A0DAD"/>
+          <w:sz w:val="18"/>
+        </w:rPr>
+        <w:t>pgbench_accounts</w:t>
+      </w:r>
+      <w:r>
+        <w:t xml:space="preserve">, </w:t>
+      </w:r>
+      <w:r>
+        <w:rPr>
+          <w:rFonts w:ascii="Consolas" w:hAnsi="Consolas"/>
+          <w:color w:val="6A0DAD"/>
+          <w:sz w:val="18"/>
+        </w:rPr>
+        <w:t>pgbench_branches</w:t>
+      </w:r>
+      <w:r>
+        <w:t xml:space="preserve">, </w:t>
+      </w:r>
+      <w:r>
+        <w:rPr>
+          <w:rFonts w:ascii="Consolas" w:hAnsi="Consolas"/>
+          <w:color w:val="6A0DAD"/>
+          <w:sz w:val="18"/>
+        </w:rPr>
+        <w:t>pgbench_history</w:t>
+      </w:r>
+      <w:r>
+        <w:t xml:space="preserve">, </w:t>
+      </w:r>
+      <w:r>
+        <w:rPr>
+          <w:rFonts w:ascii="Consolas" w:hAnsi="Consolas"/>
+          <w:color w:val="6A0DAD"/>
+          <w:sz w:val="18"/>
+        </w:rPr>
+        <w:t>pgbench_tellers</w:t>
+      </w:r>
+      <w:r>
+        <w:t>) are standard PostgreSQL pgbench artifacts used for performance benchmarking. They are unrelated to application data and can be removed from production environments.</w:t>
+      </w:r>
+    </w:p>
+    <w:p>
+      <w:pPr>
+        <w:pStyle w:val="Heading3"/>
+      </w:pPr>
+      <w:r>
+        <w:t>Maintenance &amp; Cleanup Considerations</w:t>
+      </w:r>
+    </w:p>
+    <w:p>
+      <w:r>
+        <w:t xml:space="preserve">A cleanup strategy should: (1) audit non-core tables for remaining references in application code or scheduled jobs; (2) drop confirmed-unused tables; (3) establish naming conventions to prevent ad-hoc table proliferation; and (4) consider moving ETL tables into a dedicated </w:t>
+      </w:r>
+      <w:r>
+        <w:rPr>
+          <w:rFonts w:ascii="Consolas" w:hAnsi="Consolas"/>
+          <w:color w:val="6A0DAD"/>
+          <w:sz w:val="18"/>
+        </w:rPr>
+        <w:t>etl</w:t>
+      </w:r>
+      <w:r>
+        <w:t xml:space="preserve"> schema.</w:t>
+      </w:r>
     </w:p>
     <w:p>
       <w:pPr>
         <w:pStyle w:val="Heading2"/>
       </w:pPr>
       <w:r>
-        <w:t>Data Architecture Highlights</w:t>
+        <w:t>7. Advanced Architecture &amp; Technical Deep-Dives</w:t>
       </w:r>
     </w:p>
     <w:p>
@@ -2757,7 +3865,7 @@
         <w:pStyle w:val="Heading3"/>
       </w:pPr>
       <w:r>
-        <w:t>Partitioning Strategy</w:t>
+        <w:t>Partitioning Deep-Dive</w:t>
       </w:r>
     </w:p>
     <w:p>
@@ -2831,7 +3939,123 @@
     </w:p>
     <w:p>
       <w:r>
-        <w:t>This partitioning enables efficient queries that target only active inventory (the most common access pattern) without scanning the full historical dataset.</w:t>
+        <w:rPr>
+          <w:b/>
+        </w:rPr>
+        <w:t>Performance benefits:</w:t>
+      </w:r>
+      <w:r>
+        <w:t xml:space="preserve"> Consumer-facing search queries overwhelmingly target active listings. By isolating active inventory in its own partition, the planner can perform partition pruning to eliminate </w:t>
+      </w:r>
+      <w:r>
+        <w:rPr>
+          <w:rFonts w:ascii="Consolas" w:hAnsi="Consolas"/>
+          <w:color w:val="6A0DAD"/>
+          <w:sz w:val="18"/>
+        </w:rPr>
+        <w:t>_p_inactive</w:t>
+      </w:r>
+      <w:r>
+        <w:t xml:space="preserve"> and </w:t>
+      </w:r>
+      <w:r>
+        <w:rPr>
+          <w:rFonts w:ascii="Consolas" w:hAnsi="Consolas"/>
+          <w:color w:val="6A0DAD"/>
+          <w:sz w:val="18"/>
+        </w:rPr>
+        <w:t>_p_sold</w:t>
+      </w:r>
+      <w:r>
+        <w:t xml:space="preserve"> from query plans entirely. This reduces I/O, improves index efficiency (smaller B-tree depth), and keeps the working set that must fit in </w:t>
+      </w:r>
+      <w:r>
+        <w:rPr>
+          <w:rFonts w:ascii="Consolas" w:hAnsi="Consolas"/>
+          <w:color w:val="6A0DAD"/>
+          <w:sz w:val="18"/>
+        </w:rPr>
+        <w:t>shared_buffers</w:t>
+      </w:r>
+      <w:r>
+        <w:t xml:space="preserve"> much smaller than a single monolithic table.</w:t>
+      </w:r>
+    </w:p>
+    <w:p>
+      <w:r>
+        <w:rPr>
+          <w:b/>
+        </w:rPr>
+        <w:t>Indexing benefits:</w:t>
+      </w:r>
+      <w:r>
+        <w:t xml:space="preserve"> Each partition can carry indexes tuned for its specific access patterns. </w:t>
+      </w:r>
+      <w:r>
+        <w:rPr>
+          <w:rFonts w:ascii="Consolas" w:hAnsi="Consolas"/>
+          <w:color w:val="6A0DAD"/>
+          <w:sz w:val="18"/>
+        </w:rPr>
+        <w:t>_p_active</w:t>
+      </w:r>
+      <w:r>
+        <w:t xml:space="preserve"> may emphasize search-oriented indexes (by location, price range, property type), while </w:t>
+      </w:r>
+      <w:r>
+        <w:rPr>
+          <w:rFonts w:ascii="Consolas" w:hAnsi="Consolas"/>
+          <w:color w:val="6A0DAD"/>
+          <w:sz w:val="18"/>
+        </w:rPr>
+        <w:t>_p_sold</w:t>
+      </w:r>
+      <w:r>
+        <w:t xml:space="preserve"> may carry indexes optimized for sold-price lookups and CMA (Comparative Market Analysis) queries. Index maintenance (reindex, bloat) is also faster on smaller partitions.</w:t>
+      </w:r>
+    </w:p>
+    <w:p>
+      <w:r>
+        <w:rPr>
+          <w:b/>
+        </w:rPr>
+        <w:t>Maintenance benefits:</w:t>
+      </w:r>
+      <w:r>
+        <w:t xml:space="preserve"> </w:t>
+      </w:r>
+      <w:r>
+        <w:rPr>
+          <w:rFonts w:ascii="Consolas" w:hAnsi="Consolas"/>
+          <w:color w:val="6A0DAD"/>
+          <w:sz w:val="18"/>
+        </w:rPr>
+        <w:t>VACUUM</w:t>
+      </w:r>
+      <w:r>
+        <w:t xml:space="preserve"> and </w:t>
+      </w:r>
+      <w:r>
+        <w:rPr>
+          <w:rFonts w:ascii="Consolas" w:hAnsi="Consolas"/>
+          <w:color w:val="6A0DAD"/>
+          <w:sz w:val="18"/>
+        </w:rPr>
+        <w:t>ANALYZE</w:t>
+      </w:r>
+      <w:r>
+        <w:t xml:space="preserve"> operations can be targeted at the partition experiencing the most churn (typically </w:t>
+      </w:r>
+      <w:r>
+        <w:rPr>
+          <w:rFonts w:ascii="Consolas" w:hAnsi="Consolas"/>
+          <w:color w:val="6A0DAD"/>
+          <w:sz w:val="18"/>
+        </w:rPr>
+        <w:t>_p_active</w:t>
+      </w:r>
+      <w:r>
+        <w:t xml:space="preserve"> during business hours). Partition-level operations — such as archiving old sold listings or rebuilding indexes — do not require locking or scanning the entire listing dataset.</w:t>
       </w:r>
     </w:p>
     <w:p>
@@ -2839,7 +4063,7 @@
         <w:pStyle w:val="Heading3"/>
       </w:pPr>
       <w:r>
-        <w:t>Wide Attribute Tables</w:t>
+        <w:t>Storage &amp; Row Design: Wide Tables</w:t>
       </w:r>
     </w:p>
     <w:p>
@@ -2866,7 +4090,7 @@
         <w:t>listing_attribute_custom</w:t>
       </w:r>
       <w:r>
-        <w:t xml:space="preserve"> (1,584 columns) tables use a </w:t>
+        <w:t xml:space="preserve"> (1,584 columns) tables represent an architectural decision to use a </w:t>
       </w:r>
       <w:r>
         <w:rPr>
@@ -2875,7 +4099,117 @@
         <w:t>one-column-per-field</w:t>
       </w:r>
       <w:r>
-        <w:t xml:space="preserve"> design rather than an EAV (entity-attribute-value) model. This is a deliberate trade-off: it makes queries against known attributes fast and type-safe, at the cost of very wide rows and schema changes when new MLS fields are introduced.</w:t>
+        <w:t xml:space="preserve"> design rather than an EAV (Entity-Attribute-Value) model.</w:t>
+      </w:r>
+    </w:p>
+    <w:p>
+      <w:r>
+        <w:rPr>
+          <w:b/>
+        </w:rPr>
+        <w:t>Advantages over EAV:</w:t>
+      </w:r>
+      <w:r>
+        <w:t xml:space="preserve"> Queries against known attributes are fast and type-safe — a </w:t>
+      </w:r>
+      <w:r>
+        <w:rPr>
+          <w:rFonts w:ascii="Consolas" w:hAnsi="Consolas"/>
+          <w:color w:val="6A0DAD"/>
+          <w:sz w:val="18"/>
+        </w:rPr>
+        <w:t>WHERE bedrooms &gt;= 3 AND bathrooms &gt;= 2</w:t>
+      </w:r>
+      <w:r>
+        <w:t xml:space="preserve"> filter is a direct index scan, not a self-join across an EAV triple store. Column-level statistics (</w:t>
+      </w:r>
+      <w:r>
+        <w:rPr>
+          <w:rFonts w:ascii="Consolas" w:hAnsi="Consolas"/>
+          <w:color w:val="6A0DAD"/>
+          <w:sz w:val="18"/>
+        </w:rPr>
+        <w:t>pg_statistic</w:t>
+      </w:r>
+      <w:r>
+        <w:t xml:space="preserve">) enable accurate cardinality estimates. Adding a new column via </w:t>
+      </w:r>
+      <w:r>
+        <w:rPr>
+          <w:rFonts w:ascii="Consolas" w:hAnsi="Consolas"/>
+          <w:color w:val="6A0DAD"/>
+          <w:sz w:val="18"/>
+        </w:rPr>
+        <w:t>ALTER TABLE ADD COLUMN</w:t>
+      </w:r>
+      <w:r>
+        <w:t xml:space="preserve"> is a metadata-only operation in PostgreSQL (no table rewrite) when the column has no default or a volatile default.</w:t>
+      </w:r>
+    </w:p>
+    <w:p>
+      <w:r>
+        <w:rPr>
+          <w:b/>
+        </w:rPr>
+        <w:t>Trade-offs and PostgreSQL implications:</w:t>
+      </w:r>
+      <w:r>
+        <w:t xml:space="preserve"> PostgreSQL has a hard limit of 1,600 columns per table (</w:t>
+      </w:r>
+      <w:r>
+        <w:rPr>
+          <w:rFonts w:ascii="Consolas" w:hAnsi="Consolas"/>
+          <w:color w:val="6A0DAD"/>
+          <w:sz w:val="18"/>
+        </w:rPr>
+        <w:t>MaxHeapAttributeNumber</w:t>
+      </w:r>
+      <w:r>
+        <w:t xml:space="preserve">), and </w:t>
+      </w:r>
+      <w:r>
+        <w:rPr>
+          <w:rFonts w:ascii="Consolas" w:hAnsi="Consolas"/>
+          <w:color w:val="6A0DAD"/>
+          <w:sz w:val="18"/>
+        </w:rPr>
+        <w:t>listing_attribute</w:t>
+      </w:r>
+      <w:r>
+        <w:t xml:space="preserve"> at 1,596 columns is within 4 of that limit. Rows wider than ~2 KB are subject to TOAST compression and out-of-line storage, adding read overhead for full-row fetches. At ~1,600 columns the null bitmap alone is 200 bytes per row, and </w:t>
+      </w:r>
+      <w:r>
+        <w:rPr>
+          <w:rFonts w:ascii="Consolas" w:hAnsi="Consolas"/>
+          <w:color w:val="6A0DAD"/>
+          <w:sz w:val="18"/>
+        </w:rPr>
+        <w:t>pg_attribute</w:t>
+      </w:r>
+      <w:r>
+        <w:t xml:space="preserve"> catalog bloat can slow DDL operations.</w:t>
+      </w:r>
+    </w:p>
+    <w:p>
+      <w:r>
+        <w:rPr>
+          <w:b/>
+        </w:rPr>
+        <w:t>Practical considerations:</w:t>
+      </w:r>
+      <w:r>
+        <w:t xml:space="preserve"> Query patterns should select only needed columns (avoid </w:t>
+      </w:r>
+      <w:r>
+        <w:rPr>
+          <w:rFonts w:ascii="Consolas" w:hAnsi="Consolas"/>
+          <w:color w:val="6A0DAD"/>
+          <w:sz w:val="18"/>
+        </w:rPr>
+        <w:t>SELECT *</w:t>
+      </w:r>
+      <w:r>
+        <w:t>). If the platform approaches the column limit, the recommended path is a JSONB sidecar column or a dedicated overflow table.</w:t>
       </w:r>
     </w:p>
     <w:p>
@@ -2883,7 +4217,7 @@
         <w:pStyle w:val="Heading3"/>
       </w:pPr>
       <w:r>
-        <w:t>Convention-Based Referential Integrity</w:t>
+        <w:t>Referential Integrity &amp; Application-Level Constraints</w:t>
       </w:r>
     </w:p>
     <w:p>
@@ -2894,11 +4228,16 @@
         <w:rPr>
           <w:b/>
         </w:rPr>
-        <w:t>4 foreign-key constraints</w:t>
-      </w:r>
-      <w:r>
-        <w:t xml:space="preserve"> exist across both schemas (2 in </w:t>
-      </w:r>
+        <w:t>4 database-level FK constraints</w:t>
+      </w:r>
+      <w:r>
+        <w:t xml:space="preserve"> exist across both schemas:</w:t>
+      </w:r>
+    </w:p>
+    <w:p>
+      <w:pPr>
+        <w:pStyle w:val="ListBullet"/>
+      </w:pPr>
       <w:r>
         <w:rPr>
           <w:rFonts w:ascii="Consolas" w:hAnsi="Consolas"/>
@@ -2908,8 +4247,13 @@
         <w:t>public</w:t>
       </w:r>
       <w:r>
-        <w:t xml:space="preserve">, 2 cross-schema in </w:t>
-      </w:r>
+        <w:t>: 2 constraints (specific tables identifiable in the full reference documentation)</w:t>
+      </w:r>
+    </w:p>
+    <w:p>
+      <w:pPr>
+        <w:pStyle w:val="ListBullet"/>
+      </w:pPr>
       <w:r>
         <w:rPr>
           <w:rFonts w:ascii="Consolas" w:hAnsi="Consolas"/>
@@ -2919,7 +4263,56 @@
         <w:t>idx_config</w:t>
       </w:r>
       <w:r>
-        <w:t xml:space="preserve">). The vast majority of relationships — such as </w:t>
+        <w:t>: 2 cross-schema constraints (</w:t>
+      </w:r>
+      <w:r>
+        <w:rPr>
+          <w:rFonts w:ascii="Consolas" w:hAnsi="Consolas"/>
+          <w:color w:val="6A0DAD"/>
+          <w:sz w:val="18"/>
+        </w:rPr>
+        <w:t>listing_property_type.property_type_id</w:t>
+      </w:r>
+      <w:r>
+        <w:t xml:space="preserve"> → </w:t>
+      </w:r>
+      <w:r>
+        <w:rPr>
+          <w:rFonts w:ascii="Consolas" w:hAnsi="Consolas"/>
+          <w:color w:val="6A0DAD"/>
+          <w:sz w:val="18"/>
+        </w:rPr>
+        <w:t>public.listing_property_type.id</w:t>
+      </w:r>
+      <w:r>
+        <w:t xml:space="preserve">, </w:t>
+      </w:r>
+      <w:r>
+        <w:rPr>
+          <w:rFonts w:ascii="Consolas" w:hAnsi="Consolas"/>
+          <w:color w:val="6A0DAD"/>
+          <w:sz w:val="18"/>
+        </w:rPr>
+        <w:t>listing_property_type.property_sub_type_id</w:t>
+      </w:r>
+      <w:r>
+        <w:t xml:space="preserve"> → </w:t>
+      </w:r>
+      <w:r>
+        <w:rPr>
+          <w:rFonts w:ascii="Consolas" w:hAnsi="Consolas"/>
+          <w:color w:val="6A0DAD"/>
+          <w:sz w:val="18"/>
+        </w:rPr>
+        <w:t>public.listing_property_sub_type.id</w:t>
+      </w:r>
+      <w:r>
+        <w:t>)</w:t>
+      </w:r>
+    </w:p>
+    <w:p>
+      <w:r>
+        <w:t xml:space="preserve">All other relationships — including critical ones like </w:t>
       </w:r>
       <w:r>
         <w:rPr>
@@ -2930,7 +4323,7 @@
         <w:t>listing.source_id</w:t>
       </w:r>
       <w:r>
-        <w:t xml:space="preserve"> referencing </w:t>
+        <w:t xml:space="preserve"> → </w:t>
       </w:r>
       <w:r>
         <w:rPr>
@@ -2941,7 +4334,7 @@
         <w:t>source.id</w:t>
       </w:r>
       <w:r>
-        <w:t xml:space="preserve">, or </w:t>
+        <w:t xml:space="preserve"> and </w:t>
       </w:r>
       <w:r>
         <w:rPr>
@@ -2952,7 +4345,7 @@
         <w:t>listing.listing_status_id</w:t>
       </w:r>
       <w:r>
-        <w:t xml:space="preserve"> referencing </w:t>
+        <w:t xml:space="preserve"> → </w:t>
       </w:r>
       <w:r>
         <w:rPr>
@@ -2972,15 +4365,84 @@
         <w:t>application code and naming convention only</w:t>
       </w:r>
       <w:r>
-        <w:t>. This means:</w:t>
+        <w:t>.</w:t>
       </w:r>
     </w:p>
     <w:p>
-      <w:pPr>
-        <w:pStyle w:val="ListBullet"/>
-      </w:pPr>
-      <w:r>
-        <w:t xml:space="preserve">Column names like </w:t>
+      <w:r>
+        <w:rPr>
+          <w:b/>
+        </w:rPr>
+        <w:t>Implications for data integrity:</w:t>
+      </w:r>
+      <w:r>
+        <w:t xml:space="preserve"> The database will not reject orphaned references. If a </w:t>
+      </w:r>
+      <w:r>
+        <w:rPr>
+          <w:rFonts w:ascii="Consolas" w:hAnsi="Consolas"/>
+          <w:color w:val="6A0DAD"/>
+          <w:sz w:val="18"/>
+        </w:rPr>
+        <w:t>source</w:t>
+      </w:r>
+      <w:r>
+        <w:t xml:space="preserve"> row is deleted while </w:t>
+      </w:r>
+      <w:r>
+        <w:rPr>
+          <w:rFonts w:ascii="Consolas" w:hAnsi="Consolas"/>
+          <w:color w:val="6A0DAD"/>
+          <w:sz w:val="18"/>
+        </w:rPr>
+        <w:t>listing</w:t>
+      </w:r>
+      <w:r>
+        <w:t xml:space="preserve"> rows still reference its </w:t>
+      </w:r>
+      <w:r>
+        <w:rPr>
+          <w:rFonts w:ascii="Consolas" w:hAnsi="Consolas"/>
+          <w:color w:val="6A0DAD"/>
+          <w:sz w:val="18"/>
+        </w:rPr>
+        <w:t>source_id</w:t>
+      </w:r>
+      <w:r>
+        <w:t>, those listings become orphans silently. Data integrity depends entirely on the application layer and ETL pipeline.</w:t>
+      </w:r>
+    </w:p>
+    <w:p>
+      <w:r>
+        <w:rPr>
+          <w:b/>
+        </w:rPr>
+        <w:t>Implications for data cleanup:</w:t>
+      </w:r>
+      <w:r>
+        <w:t xml:space="preserve"> Without </w:t>
+      </w:r>
+      <w:r>
+        <w:rPr>
+          <w:rFonts w:ascii="Consolas" w:hAnsi="Consolas"/>
+          <w:color w:val="6A0DAD"/>
+          <w:sz w:val="18"/>
+        </w:rPr>
+        <w:t>ON DELETE CASCADE</w:t>
+      </w:r>
+      <w:r>
+        <w:t xml:space="preserve"> or </w:t>
+      </w:r>
+      <w:r>
+        <w:rPr>
+          <w:rFonts w:ascii="Consolas" w:hAnsi="Consolas"/>
+          <w:color w:val="6A0DAD"/>
+          <w:sz w:val="18"/>
+        </w:rPr>
+        <w:t>SET NULL</w:t>
+      </w:r>
+      <w:r>
+        <w:t xml:space="preserve">, cleanup of parent records requires scanning all child tables that reference the parent via convention-named </w:t>
       </w:r>
       <w:r>
         <w:rPr>
@@ -2991,7 +4453,7 @@
         <w:t>*_id</w:t>
       </w:r>
       <w:r>
-        <w:t xml:space="preserve"> reliably indicate a relationship to the table matching the prefix (e.g. </w:t>
+        <w:t xml:space="preserve"> columns. Periodic integrity audit queries (e.g., scanning for </w:t>
       </w:r>
       <w:r>
         <w:rPr>
@@ -2999,10 +4461,10 @@
           <w:color w:val="6A0DAD"/>
           <w:sz w:val="18"/>
         </w:rPr>
-        <w:t>listing_status_id</w:t>
-      </w:r>
-      <w:r>
-        <w:t xml:space="preserve"> → </w:t>
+        <w:t>listing.source_id</w:t>
+      </w:r>
+      <w:r>
+        <w:t xml:space="preserve"> values absent from </w:t>
       </w:r>
       <w:r>
         <w:rPr>
@@ -3010,35 +4472,21 @@
           <w:color w:val="6A0DAD"/>
           <w:sz w:val="18"/>
         </w:rPr>
-        <w:t>listing_status.id</w:t>
-      </w:r>
-      <w:r>
-        <w:t>).</w:t>
+        <w:t>source.id</w:t>
+      </w:r>
+      <w:r>
+        <w:t>) are advisable.</w:t>
       </w:r>
     </w:p>
     <w:p>
-      <w:pPr>
-        <w:pStyle w:val="ListBullet"/>
-      </w:pPr>
-      <w:r>
-        <w:t xml:space="preserve">The database will </w:t>
-      </w:r>
       <w:r>
         <w:rPr>
           <w:b/>
         </w:rPr>
-        <w:t>not</w:t>
-      </w:r>
-      <w:r>
-        <w:t xml:space="preserve"> reject orphaned references or cascade deletes for most relationships.</w:t>
-      </w:r>
-    </w:p>
-    <w:p>
-      <w:pPr>
-        <w:pStyle w:val="ListBullet"/>
-      </w:pPr>
-      <w:r>
-        <w:t>Data integrity depends on the application layer and ETL pipeline, not database constraints.</w:t>
+        <w:t>Implications for indexing:</w:t>
+      </w:r>
+      <w:r>
+        <w:t xml:space="preserve"> Without FK constraints, PostgreSQL does not auto-create indexes on referencing columns. The schema compensates with over 630 explicit indexes, but any new convention-based relationship must be accompanied by manual index creation to avoid full-table scans on joins.</w:t>
       </w:r>
     </w:p>
     <w:p>
@@ -3046,7 +4494,7 @@
         <w:pStyle w:val="Heading3"/>
       </w:pPr>
       <w:r>
-        <w:t>Multi-Source Data Model</w:t>
+        <w:t>Multi-Source Data Model &amp; Ingestion Workflow</w:t>
       </w:r>
     </w:p>
     <w:p>
@@ -3104,20 +4552,81 @@
         <w:t>real_estate_office</w:t>
       </w:r>
       <w:r>
-        <w:t xml:space="preserve"> are per-source, so the same agent may exist as multiple rows if they operate across MLS boards. This design supports federated ingestion from dozens of independent MLS systems without requiring cross-source deduplication at the database level.</w:t>
+        <w:t xml:space="preserve"> are per-source, so the same agent or office may exist as multiple rows if they operate across MLS boards. The </w:t>
+      </w:r>
+      <w:r>
+        <w:rPr>
+          <w:rFonts w:ascii="Consolas" w:hAnsi="Consolas"/>
+          <w:color w:val="6A0DAD"/>
+          <w:sz w:val="18"/>
+        </w:rPr>
+        <w:t>listing_participant_rel</w:t>
+      </w:r>
+      <w:r>
+        <w:t xml:space="preserve"> and </w:t>
+      </w:r>
+      <w:r>
+        <w:rPr>
+          <w:rFonts w:ascii="Consolas" w:hAnsi="Consolas"/>
+          <w:color w:val="6A0DAD"/>
+          <w:sz w:val="18"/>
+        </w:rPr>
+        <w:t>listing_real_estate_office_rel</w:t>
+      </w:r>
+      <w:r>
+        <w:t xml:space="preserve"> junction tables associate each listing with its agent(s) and office(s) within the same source context.</w:t>
       </w:r>
     </w:p>
     <w:p>
-      <w:pPr>
-        <w:spacing w:before="120"/>
-      </w:pPr>
+      <w:r>
+        <w:rPr>
+          <w:b/>
+        </w:rPr>
+        <w:t>Handle-space isolation:</w:t>
+      </w:r>
+      <w:r>
+        <w:t xml:space="preserve"> Each MLS source operates in its own identifier space. An MLS number like "12345" from RMLS is entirely unrelated to "12345" from CVRMLS. The combination of (</w:t>
+      </w:r>
+      <w:r>
+        <w:rPr>
+          <w:rFonts w:ascii="Consolas" w:hAnsi="Consolas"/>
+          <w:color w:val="6A0DAD"/>
+          <w:sz w:val="18"/>
+        </w:rPr>
+        <w:t>source_id</w:t>
+      </w:r>
+      <w:r>
+        <w:t xml:space="preserve">, </w:t>
+      </w:r>
+      <w:r>
+        <w:rPr>
+          <w:rFonts w:ascii="Consolas" w:hAnsi="Consolas"/>
+          <w:color w:val="6A0DAD"/>
+          <w:sz w:val="18"/>
+        </w:rPr>
+        <w:t>mls_number</w:t>
+      </w:r>
+      <w:r>
+        <w:t>) forms the logical unique identifier for a listing, preventing cross-source collisions without requiring globally unique identifiers.</w:t>
+      </w:r>
+    </w:p>
+    <w:p>
+      <w:r>
+        <w:rPr>
+          <w:b/>
+        </w:rPr>
+        <w:t>Deduplication considerations:</w:t>
+      </w:r>
+      <w:r>
+        <w:t xml:space="preserve"> Cross-source deduplication — identifying that the same physical property appears under different MLS numbers in different sources — is not handled at the database level. The schema does not contain a canonical property entity or cross-source mapping table. Deduplication, if needed, must occur in the application or analytics layer, likely using address matching or geocoding proximity.</w:t>
+      </w:r>
     </w:p>
     <w:p>
       <w:pPr>
         <w:pStyle w:val="Heading2"/>
       </w:pPr>
       <w:r>
-        <w:t>Relationship Model</w:t>
+        <w:t>8. Relationship Model</w:t>
       </w:r>
     </w:p>
     <w:p>
@@ -3140,10 +4649,13 @@
         <w:t>dashed lines</w:t>
       </w:r>
       <w:r>
-        <w:t xml:space="preserve"> represent relationships that are documented in column naming or comments but not enforced by the database.</w:t>
+        <w:t xml:space="preserve"> represent relationships documented in column naming or comments but not enforced by the database.</w:t>
       </w:r>
     </w:p>
     <w:p>
+      <w:pPr>
+        <w:spacing w:before="120" w:after="120"/>
+      </w:pPr>
       <w:r>
         <w:rPr>
           <w:rFonts w:ascii="Consolas" w:hAnsi="Consolas"/>
@@ -3209,25 +4721,756 @@
     </w:p>
     <w:p>
       <w:pPr>
-        <w:spacing w:before="120"/>
+        <w:pStyle w:val="Heading2"/>
       </w:pPr>
+      <w:r>
+        <w:t>9. Recommended Engineering Guidelines &amp; Future Roadmap</w:t>
+      </w:r>
     </w:p>
     <w:p>
+      <w:pPr>
+        <w:pStyle w:val="Heading3"/>
+      </w:pPr>
+      <w:r>
+        <w:t>Indexing Strategy</w:t>
+      </w:r>
+    </w:p>
+    <w:p>
+      <w:r>
+        <w:t xml:space="preserve">The database currently carries over 630 indexes across the </w:t>
+      </w:r>
+      <w:r>
+        <w:rPr>
+          <w:rFonts w:ascii="Consolas" w:hAnsi="Consolas"/>
+          <w:color w:val="6A0DAD"/>
+          <w:sz w:val="18"/>
+        </w:rPr>
+        <w:t>public</w:t>
+      </w:r>
+      <w:r>
+        <w:t xml:space="preserve"> schema. While comprehensive indexing supports the platform's diverse query patterns, each index incurs write-time overhead (every </w:t>
+      </w:r>
+      <w:r>
+        <w:rPr>
+          <w:rFonts w:ascii="Consolas" w:hAnsi="Consolas"/>
+          <w:color w:val="6A0DAD"/>
+          <w:sz w:val="18"/>
+        </w:rPr>
+        <w:t>INSERT</w:t>
+      </w:r>
+      <w:r>
+        <w:t xml:space="preserve">, </w:t>
+      </w:r>
+      <w:r>
+        <w:rPr>
+          <w:rFonts w:ascii="Consolas" w:hAnsi="Consolas"/>
+          <w:color w:val="6A0DAD"/>
+          <w:sz w:val="18"/>
+        </w:rPr>
+        <w:t>UPDATE</w:t>
+      </w:r>
+      <w:r>
+        <w:t xml:space="preserve">, and </w:t>
+      </w:r>
+      <w:r>
+        <w:rPr>
+          <w:rFonts w:ascii="Consolas" w:hAnsi="Consolas"/>
+          <w:color w:val="6A0DAD"/>
+          <w:sz w:val="18"/>
+        </w:rPr>
+        <w:t>DELETE</w:t>
+      </w:r>
+      <w:r>
+        <w:t xml:space="preserve"> must maintain all affected indexes) and storage cost. Recommendations:</w:t>
+      </w:r>
+    </w:p>
+    <w:p>
+      <w:pPr>
+        <w:pStyle w:val="ListBullet"/>
+      </w:pPr>
+      <w:r>
+        <w:rPr>
+          <w:b/>
+        </w:rPr>
+        <w:t>Audit unused indexes</w:t>
+      </w:r>
+      <w:r>
+        <w:t xml:space="preserve"> using </w:t>
+      </w:r>
+      <w:r>
+        <w:rPr>
+          <w:rFonts w:ascii="Consolas" w:hAnsi="Consolas"/>
+          <w:color w:val="6A0DAD"/>
+          <w:sz w:val="18"/>
+        </w:rPr>
+        <w:t>pg_stat_user_indexes.idx_scan</w:t>
+      </w:r>
+      <w:r>
+        <w:t xml:space="preserve"> to identify indexes with zero scans. Drop unused indexes to reclaim storage and reduce write amplification.</w:t>
+      </w:r>
+    </w:p>
+    <w:p>
+      <w:pPr>
+        <w:pStyle w:val="ListBullet"/>
+      </w:pPr>
+      <w:r>
+        <w:rPr>
+          <w:b/>
+        </w:rPr>
+        <w:t>Review duplicate/overlapping indexes.</w:t>
+      </w:r>
+      <w:r>
+        <w:t xml:space="preserve"> Some tables may carry both a single-column index and a multi-column index with the same leading column — the single-column index is redundant.</w:t>
+      </w:r>
+    </w:p>
+    <w:p>
+      <w:pPr>
+        <w:pStyle w:val="ListBullet"/>
+      </w:pPr>
+      <w:r>
+        <w:rPr>
+          <w:b/>
+        </w:rPr>
+        <w:t>Ensure covering indexes</w:t>
+      </w:r>
+      <w:r>
+        <w:t xml:space="preserve"> on high-frequency search queries against </w:t>
+      </w:r>
+      <w:r>
+        <w:rPr>
+          <w:rFonts w:ascii="Consolas" w:hAnsi="Consolas"/>
+          <w:color w:val="6A0DAD"/>
+          <w:sz w:val="18"/>
+        </w:rPr>
+        <w:t>listing_p_active</w:t>
+      </w:r>
+      <w:r>
+        <w:t>, validated against actual query plans.</w:t>
+      </w:r>
+    </w:p>
+    <w:p>
+      <w:pPr>
+        <w:pStyle w:val="ListBullet"/>
+      </w:pPr>
+      <w:r>
+        <w:rPr>
+          <w:b/>
+        </w:rPr>
+        <w:t>Partial indexes</w:t>
+      </w:r>
+      <w:r>
+        <w:t xml:space="preserve"> (e.g. </w:t>
+      </w:r>
+      <w:r>
+        <w:rPr>
+          <w:rFonts w:ascii="Consolas" w:hAnsi="Consolas"/>
+          <w:color w:val="6A0DAD"/>
+          <w:sz w:val="18"/>
+        </w:rPr>
+        <w:t>WHERE source_status = 'active'</w:t>
+      </w:r>
+      <w:r>
+        <w:t>) can further reduce index size and improve cache hit rates.</w:t>
+      </w:r>
+    </w:p>
+    <w:p>
+      <w:pPr>
+        <w:pStyle w:val="Heading3"/>
+      </w:pPr>
+      <w:r>
+        <w:t>Vacuuming &amp; Maintenance for Wide Partitioned Tables</w:t>
+      </w:r>
+    </w:p>
+    <w:p>
+      <w:r>
+        <w:t>Wide tables with 1,500+ columns present specific maintenance challenges:</w:t>
+      </w:r>
+    </w:p>
+    <w:p>
+      <w:pPr>
+        <w:pStyle w:val="ListBullet"/>
+      </w:pPr>
+      <w:r>
+        <w:rPr>
+          <w:b/>
+        </w:rPr>
+        <w:t>Autovacuum tuning:</w:t>
+      </w:r>
+      <w:r>
+        <w:t xml:space="preserve"> Lower </w:t>
+      </w:r>
+      <w:r>
+        <w:rPr>
+          <w:rFonts w:ascii="Consolas" w:hAnsi="Consolas"/>
+          <w:color w:val="6A0DAD"/>
+          <w:sz w:val="18"/>
+        </w:rPr>
+        <w:t>autovacuum_vacuum_scale_factor</w:t>
+      </w:r>
+      <w:r>
+        <w:t xml:space="preserve"> and </w:t>
+      </w:r>
+      <w:r>
+        <w:rPr>
+          <w:rFonts w:ascii="Consolas" w:hAnsi="Consolas"/>
+          <w:color w:val="6A0DAD"/>
+          <w:sz w:val="18"/>
+        </w:rPr>
+        <w:t>autovacuum_analyze_scale_factor</w:t>
+      </w:r>
+      <w:r>
+        <w:t xml:space="preserve"> on wide tables (</w:t>
+      </w:r>
+      <w:r>
+        <w:rPr>
+          <w:rFonts w:ascii="Consolas" w:hAnsi="Consolas"/>
+          <w:color w:val="6A0DAD"/>
+          <w:sz w:val="18"/>
+        </w:rPr>
+        <w:t>listing_attribute</w:t>
+      </w:r>
+      <w:r>
+        <w:t xml:space="preserve">, </w:t>
+      </w:r>
+      <w:r>
+        <w:rPr>
+          <w:rFonts w:ascii="Consolas" w:hAnsi="Consolas"/>
+          <w:color w:val="6A0DAD"/>
+          <w:sz w:val="18"/>
+        </w:rPr>
+        <w:t>listing_attribute_custom</w:t>
+      </w:r>
+      <w:r>
+        <w:t>) where each row update generates significant dead-tuple bloat.</w:t>
+      </w:r>
+    </w:p>
+    <w:p>
+      <w:pPr>
+        <w:pStyle w:val="ListBullet"/>
+      </w:pPr>
+      <w:r>
+        <w:rPr>
+          <w:b/>
+        </w:rPr>
+        <w:t>TOAST table monitoring:</w:t>
+      </w:r>
+      <w:r>
+        <w:t xml:space="preserve"> Wide rows are heavily TOAST-compressed. Monitor </w:t>
+      </w:r>
+      <w:r>
+        <w:rPr>
+          <w:rFonts w:ascii="Consolas" w:hAnsi="Consolas"/>
+          <w:color w:val="6A0DAD"/>
+          <w:sz w:val="18"/>
+        </w:rPr>
+        <w:t>pg_toast</w:t>
+      </w:r>
+      <w:r>
+        <w:t xml:space="preserve"> sizes alongside heap sizes; TOAST tables require their own vacuuming.</w:t>
+      </w:r>
+    </w:p>
+    <w:p>
+      <w:pPr>
+        <w:pStyle w:val="ListBullet"/>
+      </w:pPr>
+      <w:r>
+        <w:rPr>
+          <w:b/>
+        </w:rPr>
+        <w:t>Partition-targeted maintenance:</w:t>
+      </w:r>
+      <w:r>
+        <w:t xml:space="preserve"> Run </w:t>
+      </w:r>
+      <w:r>
+        <w:rPr>
+          <w:rFonts w:ascii="Consolas" w:hAnsi="Consolas"/>
+          <w:color w:val="6A0DAD"/>
+          <w:sz w:val="18"/>
+        </w:rPr>
+        <w:t>VACUUM ANALYZE</w:t>
+      </w:r>
+      <w:r>
+        <w:t xml:space="preserve"> on individual partitions rather than the parent table to reduce lock contention.</w:t>
+      </w:r>
+    </w:p>
+    <w:p>
+      <w:pPr>
+        <w:pStyle w:val="ListBullet"/>
+      </w:pPr>
+      <w:r>
+        <w:rPr>
+          <w:b/>
+        </w:rPr>
+        <w:t>Index bloat monitoring:</w:t>
+      </w:r>
+      <w:r>
+        <w:t xml:space="preserve"> With 630+ indexes, monitor for bloat via </w:t>
+      </w:r>
+      <w:r>
+        <w:rPr>
+          <w:rFonts w:ascii="Consolas" w:hAnsi="Consolas"/>
+          <w:color w:val="6A0DAD"/>
+          <w:sz w:val="18"/>
+        </w:rPr>
+        <w:t>pgstattuple</w:t>
+      </w:r>
+      <w:r>
+        <w:t xml:space="preserve"> and use </w:t>
+      </w:r>
+      <w:r>
+        <w:rPr>
+          <w:rFonts w:ascii="Consolas" w:hAnsi="Consolas"/>
+          <w:color w:val="6A0DAD"/>
+          <w:sz w:val="18"/>
+        </w:rPr>
+        <w:t>REINDEX CONCURRENTLY</w:t>
+      </w:r>
+      <w:r>
+        <w:t xml:space="preserve"> for indexes exceeding 30-40% bloat.</w:t>
+      </w:r>
+    </w:p>
+    <w:p>
+      <w:pPr>
+        <w:pStyle w:val="Heading3"/>
+      </w:pPr>
+      <w:r>
+        <w:t>Potential Schema Evolution</w:t>
+      </w:r>
+    </w:p>
+    <w:p>
+      <w:r>
+        <w:t>Based on the current schema's characteristics, several evolution paths are worth evaluating:</w:t>
+      </w:r>
+    </w:p>
+    <w:p>
+      <w:pPr>
+        <w:pStyle w:val="ListBullet"/>
+      </w:pPr>
+      <w:r>
+        <w:rPr>
+          <w:b/>
+        </w:rPr>
+        <w:t>JSONB sidecar for attribute overflow:</w:t>
+      </w:r>
+      <w:r>
+        <w:t xml:space="preserve"> As </w:t>
+      </w:r>
+      <w:r>
+        <w:rPr>
+          <w:rFonts w:ascii="Consolas" w:hAnsi="Consolas"/>
+          <w:color w:val="6A0DAD"/>
+          <w:sz w:val="18"/>
+        </w:rPr>
+        <w:t>listing_attribute</w:t>
+      </w:r>
+      <w:r>
+        <w:t xml:space="preserve"> approaches the 1,600-column PostgreSQL limit, new attributes can be stored in a JSONB column (</w:t>
+      </w:r>
+      <w:r>
+        <w:rPr>
+          <w:rFonts w:ascii="Consolas" w:hAnsi="Consolas"/>
+          <w:color w:val="6A0DAD"/>
+          <w:sz w:val="18"/>
+        </w:rPr>
+        <w:t>extended_attributes jsonb</w:t>
+      </w:r>
+      <w:r>
+        <w:t>) with GIN indexing, avoiding the hard column limit while maintaining queryability.</w:t>
+      </w:r>
+    </w:p>
+    <w:p>
+      <w:pPr>
+        <w:pStyle w:val="ListBullet"/>
+      </w:pPr>
+      <w:r>
+        <w:rPr>
+          <w:b/>
+        </w:rPr>
+        <w:t>Dedicated ETL schema:</w:t>
+      </w:r>
+      <w:r>
+        <w:t xml:space="preserve"> Moving the 11 </w:t>
+      </w:r>
+      <w:r>
+        <w:rPr>
+          <w:rFonts w:ascii="Consolas" w:hAnsi="Consolas"/>
+          <w:color w:val="6A0DAD"/>
+          <w:sz w:val="18"/>
+        </w:rPr>
+        <w:t>etl_*</w:t>
+      </w:r>
+      <w:r>
+        <w:t xml:space="preserve"> tables into a dedicated </w:t>
+      </w:r>
+      <w:r>
+        <w:rPr>
+          <w:rFonts w:ascii="Consolas" w:hAnsi="Consolas"/>
+          <w:color w:val="6A0DAD"/>
+          <w:sz w:val="18"/>
+        </w:rPr>
+        <w:t>etl</w:t>
+      </w:r>
+      <w:r>
+        <w:t xml:space="preserve"> schema would improve schema organization, simplify permission management, and make it easier to apply distinct retention policies.</w:t>
+      </w:r>
+    </w:p>
+    <w:p>
+      <w:pPr>
+        <w:pStyle w:val="ListBullet"/>
+      </w:pPr>
+      <w:r>
+        <w:rPr>
+          <w:b/>
+        </w:rPr>
+        <w:t>Non-core table cleanup:</w:t>
+      </w:r>
+      <w:r>
+        <w:t xml:space="preserve"> Establishing a formal deprecation/archival process for </w:t>
+      </w:r>
+      <w:r>
+        <w:rPr>
+          <w:rFonts w:ascii="Consolas" w:hAnsi="Consolas"/>
+          <w:color w:val="6A0DAD"/>
+          <w:sz w:val="18"/>
+        </w:rPr>
+        <w:t>temp_*</w:t>
+      </w:r>
+      <w:r>
+        <w:t xml:space="preserve">, </w:t>
+      </w:r>
+      <w:r>
+        <w:rPr>
+          <w:rFonts w:ascii="Consolas" w:hAnsi="Consolas"/>
+          <w:color w:val="6A0DAD"/>
+          <w:sz w:val="18"/>
+        </w:rPr>
+        <w:t>test_*</w:t>
+      </w:r>
+      <w:r>
+        <w:t xml:space="preserve">, </w:t>
+      </w:r>
+      <w:r>
+        <w:rPr>
+          <w:rFonts w:ascii="Consolas" w:hAnsi="Consolas"/>
+          <w:color w:val="6A0DAD"/>
+          <w:sz w:val="18"/>
+        </w:rPr>
+        <w:t>ctmp_*</w:t>
+      </w:r>
+      <w:r>
+        <w:t xml:space="preserve">, and </w:t>
+      </w:r>
+      <w:r>
+        <w:rPr>
+          <w:rFonts w:ascii="Consolas" w:hAnsi="Consolas"/>
+          <w:color w:val="6A0DAD"/>
+          <w:sz w:val="18"/>
+        </w:rPr>
+        <w:t>*_backup</w:t>
+      </w:r>
+      <w:r>
+        <w:t xml:space="preserve"> tables would reduce catalog bloat and improve schema introspection clarity.</w:t>
+      </w:r>
+    </w:p>
+    <w:p>
+      <w:pPr>
+        <w:pStyle w:val="ListBullet"/>
+      </w:pPr>
+      <w:r>
+        <w:rPr>
+          <w:b/>
+        </w:rPr>
+        <w:t>Selective FK enforcement:</w:t>
+      </w:r>
+      <w:r>
+        <w:t xml:space="preserve"> Adding foreign-key constraints on the most critical relationships (</w:t>
+      </w:r>
+      <w:r>
+        <w:rPr>
+          <w:rFonts w:ascii="Consolas" w:hAnsi="Consolas"/>
+          <w:color w:val="6A0DAD"/>
+          <w:sz w:val="18"/>
+        </w:rPr>
+        <w:t>listing.source_id</w:t>
+      </w:r>
+      <w:r>
+        <w:t xml:space="preserve"> → </w:t>
+      </w:r>
+      <w:r>
+        <w:rPr>
+          <w:rFonts w:ascii="Consolas" w:hAnsi="Consolas"/>
+          <w:color w:val="6A0DAD"/>
+          <w:sz w:val="18"/>
+        </w:rPr>
+        <w:t>source.id</w:t>
+      </w:r>
+      <w:r>
+        <w:t xml:space="preserve">, </w:t>
+      </w:r>
+      <w:r>
+        <w:rPr>
+          <w:rFonts w:ascii="Consolas" w:hAnsi="Consolas"/>
+          <w:color w:val="6A0DAD"/>
+          <w:sz w:val="18"/>
+        </w:rPr>
+        <w:t>listing.listing_status_id</w:t>
+      </w:r>
+      <w:r>
+        <w:t xml:space="preserve"> → </w:t>
+      </w:r>
+      <w:r>
+        <w:rPr>
+          <w:rFonts w:ascii="Consolas" w:hAnsi="Consolas"/>
+          <w:color w:val="6A0DAD"/>
+          <w:sz w:val="18"/>
+        </w:rPr>
+        <w:t>listing_status.id</w:t>
+      </w:r>
+      <w:r>
+        <w:t>) would provide a safety net against the most impactful orphan scenarios without requiring a full constraint retrofit. The performance cost of FK enforcement on these low-cardinality lookup joins is negligible.</w:t>
+      </w:r>
+    </w:p>
+    <w:p>
+      <w:pPr>
+        <w:pStyle w:val="ListBullet"/>
+      </w:pPr>
+      <w:r>
+        <w:rPr>
+          <w:b/>
+        </w:rPr>
+        <w:t>Cross-source deduplication layer:</w:t>
+      </w:r>
+      <w:r>
+        <w:t xml:space="preserve"> If the platform needs to present deduplicated property records to consumers (rather than per-source listings), a future </w:t>
+      </w:r>
+      <w:r>
+        <w:rPr>
+          <w:rFonts w:ascii="Consolas" w:hAnsi="Consolas"/>
+          <w:color w:val="6A0DAD"/>
+          <w:sz w:val="18"/>
+        </w:rPr>
+        <w:t>property</w:t>
+      </w:r>
+      <w:r>
+        <w:t xml:space="preserve"> entity with a mapping table (</w:t>
+      </w:r>
+      <w:r>
+        <w:rPr>
+          <w:rFonts w:ascii="Consolas" w:hAnsi="Consolas"/>
+          <w:color w:val="6A0DAD"/>
+          <w:sz w:val="18"/>
+        </w:rPr>
+        <w:t>property_listing_rel</w:t>
+      </w:r>
+      <w:r>
+        <w:t>) would provide the canonical grouping without disrupting the existing per-source data model.</w:t>
+      </w:r>
+    </w:p>
+    <w:p>
+      <w:pPr>
+        <w:pStyle w:val="Heading2"/>
+      </w:pPr>
+      <w:r>
+        <w:t>10. Appendix: Methodology &amp; Sources</w:t>
+      </w:r>
+    </w:p>
+    <w:p>
+      <w:r>
+        <w:t xml:space="preserve">This document was generated from </w:t>
+      </w:r>
+      <w:r>
+        <w:rPr>
+          <w:rFonts w:ascii="Consolas" w:hAnsi="Consolas"/>
+          <w:color w:val="6A0DAD"/>
+          <w:sz w:val="18"/>
+        </w:rPr>
+        <w:t>information_schema</w:t>
+      </w:r>
+      <w:r>
+        <w:t xml:space="preserve"> and </w:t>
+      </w:r>
+      <w:r>
+        <w:rPr>
+          <w:rFonts w:ascii="Consolas" w:hAnsi="Consolas"/>
+          <w:color w:val="6A0DAD"/>
+          <w:sz w:val="18"/>
+        </w:rPr>
+        <w:t>pg_catalog</w:t>
+      </w:r>
+      <w:r>
+        <w:t xml:space="preserve"> metadata exports (</w:t>
+      </w:r>
+      <w:r>
+        <w:rPr>
+          <w:rFonts w:ascii="Consolas" w:hAnsi="Consolas"/>
+          <w:color w:val="6A0DAD"/>
+          <w:sz w:val="18"/>
+        </w:rPr>
+        <w:t>columns</w:t>
+      </w:r>
+      <w:r>
+        <w:t xml:space="preserve">, </w:t>
+      </w:r>
+      <w:r>
+        <w:rPr>
+          <w:rFonts w:ascii="Consolas" w:hAnsi="Consolas"/>
+          <w:color w:val="6A0DAD"/>
+          <w:sz w:val="18"/>
+        </w:rPr>
+        <w:t>table_constraints</w:t>
+      </w:r>
+      <w:r>
+        <w:t xml:space="preserve">, </w:t>
+      </w:r>
+      <w:r>
+        <w:rPr>
+          <w:rFonts w:ascii="Consolas" w:hAnsi="Consolas"/>
+          <w:color w:val="6A0DAD"/>
+          <w:sz w:val="18"/>
+        </w:rPr>
+        <w:t>key_column_usage</w:t>
+      </w:r>
+      <w:r>
+        <w:t xml:space="preserve">, </w:t>
+      </w:r>
+      <w:r>
+        <w:rPr>
+          <w:rFonts w:ascii="Consolas" w:hAnsi="Consolas"/>
+          <w:color w:val="6A0DAD"/>
+          <w:sz w:val="18"/>
+        </w:rPr>
+        <w:t>pg_indexes</w:t>
+      </w:r>
+      <w:r>
+        <w:t xml:space="preserve">, </w:t>
+      </w:r>
+      <w:r>
+        <w:rPr>
+          <w:rFonts w:ascii="Consolas" w:hAnsi="Consolas"/>
+          <w:color w:val="6A0DAD"/>
+          <w:sz w:val="18"/>
+        </w:rPr>
+        <w:t>pg_description</w:t>
+      </w:r>
+      <w:r>
+        <w:t xml:space="preserve">, </w:t>
+      </w:r>
+      <w:r>
+        <w:rPr>
+          <w:rFonts w:ascii="Consolas" w:hAnsi="Consolas"/>
+          <w:color w:val="6A0DAD"/>
+          <w:sz w:val="18"/>
+        </w:rPr>
+        <w:t>pg_sequences</w:t>
+      </w:r>
+      <w:r>
+        <w:t xml:space="preserve">). Descriptions marked </w:t>
+      </w:r>
       <w:r>
         <w:rPr>
           <w:i/>
         </w:rPr>
-        <w:t>Document generated from `information_schema` and `pg_catalog` metadata exports. Descriptions without a database comment were inferred from naming conventions. See the full reference documentation (`public-schema.md`, `idx_config-schema.md`) for complete column, index, and constraint details.</w:t>
+        <w:t>(inferred)</w:t>
+      </w:r>
+      <w:r>
+        <w:t xml:space="preserve"> were derived from naming conventions and are not verified against application logic. All constraint, index, and column metadata is factual and taken directly from the database catalog. For complete per-table column listings, constraints, and index definitions, see the full reference documentation: </w:t>
+      </w:r>
+      <w:r>
+        <w:rPr>
+          <w:rFonts w:ascii="Consolas" w:hAnsi="Consolas"/>
+          <w:color w:val="6A0DAD"/>
+          <w:sz w:val="18"/>
+        </w:rPr>
+        <w:t>public-schema.md</w:t>
+      </w:r>
+      <w:r>
+        <w:t xml:space="preserve"> and </w:t>
+      </w:r>
+      <w:r>
+        <w:rPr>
+          <w:rFonts w:ascii="Consolas" w:hAnsi="Consolas"/>
+          <w:color w:val="6A0DAD"/>
+          <w:sz w:val="18"/>
+        </w:rPr>
+        <w:t>idx_config-schema.md</w:t>
+      </w:r>
+      <w:r>
+        <w:t>.</w:t>
       </w:r>
     </w:p>
     <w:sectPr>
-      <w:pgSz w:w="23811" w:h="16838" w:orient="landscape"/>
-      <w:pgMar w:top="1134" w:right="1134" w:bottom="1134" w:left="1134" w:header="720" w:footer="720" w:gutter="0"/>
+      <w:footerReference w:type="default" r:id="rId9"/>
+      <w:headerReference w:type="default" r:id="rId10"/>
+      <w:pgSz w:w="11906" w:h="16838"/>
+      <w:pgMar w:top="1417" w:right="1417" w:bottom="1134" w:left="1417" w:header="720" w:footer="720" w:gutter="0"/>
       <w:cols w:space="720"/>
       <w:docGrid w:linePitch="360"/>
     </w:sectPr>
   </w:body>
 </w:document>
+</file>
+
+<file path=word/footer1.xml><?xml version="1.0" encoding="utf-8"?>
+<w:ftr xmlns:m="http://schemas.openxmlformats.org/officeDocument/2006/math" xmlns:mc="http://schemas.openxmlformats.org/markup-compatibility/2006" xmlns:mo="http://schemas.microsoft.com/office/mac/office/2008/main" xmlns:mv="urn:schemas-microsoft-com:mac:vml" xmlns:o="urn:schemas-microsoft-com:office:office" xmlns:r="http://schemas.openxmlformats.org/officeDocument/2006/relationships" xmlns:v="urn:schemas-microsoft-com:vml" xmlns:w10="urn:schemas-microsoft-com:office:word" xmlns:w14="http://schemas.microsoft.com/office/word/2010/wordml" xmlns:w="http://schemas.openxmlformats.org/wordprocessingml/2006/main" xmlns:wne="http://schemas.microsoft.com/office/word/2006/wordml" xmlns:wp14="http://schemas.microsoft.com/office/word/2010/wordprocessingDrawing" xmlns:wp="http://schemas.openxmlformats.org/drawingml/2006/wordprocessingDrawing" xmlns:wpc="http://schemas.microsoft.com/office/word/2010/wordprocessingCanvas" xmlns:wpg="http://schemas.microsoft.com/office/word/2010/wordprocessingGroup" xmlns:wpi="http://schemas.microsoft.com/office/word/2010/wordprocessingInk" xmlns:wps="http://schemas.microsoft.com/office/word/2010/wordprocessingShape" mc:Ignorable="w14 wp14">
+  <w:p>
+    <w:pPr>
+      <w:pStyle w:val="Footer"/>
+      <w:jc w:val="center"/>
+    </w:pPr>
+    <w:r>
+      <w:rPr>
+        <w:color w:val="999999"/>
+        <w:sz w:val="16"/>
+      </w:rPr>
+      <w:t xml:space="preserve">Page </w:t>
+    </w:r>
+    <w:fldSimple w:instr=" PAGE \* MERGEFORMAT ">
+      <w:r>
+        <w:rPr>
+          <w:sz w:val="16"/>
+          <w:color w:val="999999"/>
+        </w:rPr>
+        <w:t>1</w:t>
+      </w:r>
+    </w:fldSimple>
+    <w:r>
+      <w:rPr>
+        <w:color w:val="999999"/>
+        <w:sz w:val="16"/>
+      </w:rPr>
+      <w:t xml:space="preserve"> of </w:t>
+    </w:r>
+    <w:fldSimple w:instr=" NUMPAGES \* MERGEFORMAT ">
+      <w:r>
+        <w:rPr>
+          <w:sz w:val="16"/>
+          <w:color w:val="999999"/>
+        </w:rPr>
+        <w:t>1</w:t>
+      </w:r>
+    </w:fldSimple>
+  </w:p>
+</w:ftr>
+</file>
+
+<file path=word/header1.xml><?xml version="1.0" encoding="utf-8"?>
+<w:hdr xmlns:m="http://schemas.openxmlformats.org/officeDocument/2006/math" xmlns:mc="http://schemas.openxmlformats.org/markup-compatibility/2006" xmlns:mo="http://schemas.microsoft.com/office/mac/office/2008/main" xmlns:mv="urn:schemas-microsoft-com:mac:vml" xmlns:o="urn:schemas-microsoft-com:office:office" xmlns:r="http://schemas.openxmlformats.org/officeDocument/2006/relationships" xmlns:v="urn:schemas-microsoft-com:vml" xmlns:w10="urn:schemas-microsoft-com:office:word" xmlns:w14="http://schemas.microsoft.com/office/word/2010/wordml" xmlns:w="http://schemas.openxmlformats.org/wordprocessingml/2006/main" xmlns:wne="http://schemas.microsoft.com/office/word/2006/wordml" xmlns:wp14="http://schemas.microsoft.com/office/word/2010/wordprocessingDrawing" xmlns:wp="http://schemas.openxmlformats.org/drawingml/2006/wordprocessingDrawing" xmlns:wpc="http://schemas.microsoft.com/office/word/2010/wordprocessingCanvas" xmlns:wpg="http://schemas.microsoft.com/office/word/2010/wordprocessingGroup" xmlns:wpi="http://schemas.microsoft.com/office/word/2010/wordprocessingInk" xmlns:wps="http://schemas.microsoft.com/office/word/2010/wordprocessingShape" mc:Ignorable="w14 wp14">
+  <w:p>
+    <w:pPr>
+      <w:pStyle w:val="Header"/>
+      <w:jc w:val="right"/>
+    </w:pPr>
+    <w:r>
+      <w:rPr>
+        <w:i/>
+        <w:color w:val="AAAAAA"/>
+        <w:sz w:val="16"/>
+      </w:rPr>
+      <w:t>HomelistingDB — Architecture &amp; Schema Documentation</w:t>
+    </w:r>
+  </w:p>
+</w:hdr>
 </file>
 
 <file path=word/numbering.xml><?xml version="1.0" encoding="utf-8"?>
@@ -3594,11 +5837,11 @@
     <w:qFormat/>
     <w:rsid w:val="00FC693F"/>
     <w:pPr>
-      <w:spacing w:after="80"/>
+      <w:spacing w:after="120" w:line="276" w:lineRule="auto"/>
     </w:pPr>
     <w:rPr>
       <w:rFonts w:ascii="Calibri" w:hAnsi="Calibri"/>
-      <w:sz w:val="20"/>
+      <w:sz w:val="21"/>
     </w:rPr>
   </w:style>
   <w:style w:type="paragraph" w:styleId="Header">
@@ -3656,7 +5899,7 @@
     <w:pPr>
       <w:keepNext/>
       <w:keepLines/>
-      <w:spacing w:before="480" w:after="0"/>
+      <w:spacing w:before="480" w:after="240"/>
       <w:outlineLvl w:val="0"/>
     </w:pPr>
     <w:rPr>
@@ -3664,7 +5907,7 @@
       <w:b/>
       <w:bCs/>
       <w:color w:val="1A1A2E"/>
-      <w:sz w:val="28"/>
+      <w:sz w:val="36"/>
       <w:szCs w:val="28"/>
     </w:rPr>
   </w:style>
@@ -3680,7 +5923,7 @@
     <w:pPr>
       <w:keepNext/>
       <w:keepLines/>
-      <w:spacing w:before="200" w:after="0"/>
+      <w:spacing w:before="360" w:after="160"/>
       <w:outlineLvl w:val="1"/>
     </w:pPr>
     <w:rPr>
@@ -3688,7 +5931,7 @@
       <w:b/>
       <w:bCs/>
       <w:color w:val="1A1A2E"/>
-      <w:sz w:val="26"/>
+      <w:sz w:val="28"/>
       <w:szCs w:val="26"/>
     </w:rPr>
   </w:style>
@@ -3704,7 +5947,7 @@
     <w:pPr>
       <w:keepNext/>
       <w:keepLines/>
-      <w:spacing w:before="200" w:after="0"/>
+      <w:spacing w:before="280" w:after="120"/>
       <w:outlineLvl w:val="2"/>
     </w:pPr>
     <w:rPr>
@@ -3712,6 +5955,7 @@
       <w:b/>
       <w:bCs/>
       <w:color w:val="1A1A2E"/>
+      <w:sz w:val="24"/>
     </w:rPr>
   </w:style>
   <w:style w:type="paragraph" w:styleId="Heading4">
@@ -3737,6 +5981,7 @@
       <w:i/>
       <w:iCs/>
       <w:color w:val="1A1A2E"/>
+      <w:sz w:val="22"/>
     </w:rPr>
   </w:style>
   <w:style w:type="paragraph" w:styleId="Heading5">
